--- a/_site/python/2021-08-16-06-funciones-con-python/index.docx
+++ b/_site/python/2021-08-16-06-funciones-con-python/index.docx
@@ -217,7 +217,7 @@
         <w:t xml:space="preserve">Palabras clave</w:t>
       </w:r>
       <w:r>
-        <w:t xml:space="preserve">: keyword1, keyword2</w:t>
+        <w:t xml:space="preserve">:</w:t>
       </w:r>
     </w:p>
     <w:p>
@@ -28175,6 +28175,33 @@
       </w:pPr>
       <w:r>
         <w:t xml:space="preserve">Kaggle Learn: kaggle.com/learn</w:t>
+      </w:r>
+    </w:p>
+    <w:p>
+      <w:r>
+        <w:pict>
+          <v:rect style="width:0;height:1.5pt" o:hralign="center" o:hrstd="t" o:hr="t"/>
+        </w:pict>
+      </w:r>
+    </w:p>
+    <w:p>
+      <w:pPr>
+        <w:pStyle w:val="FirstParagraph"/>
+      </w:pPr>
+      <w:r>
+        <w:t xml:space="preserve">tipo: fragmento</w:t>
+      </w:r>
+      <w:r>
+        <w:t xml:space="preserve"> </w:t>
+      </w:r>
+      <w:r>
+        <w:t xml:space="preserve">titulo: texto de apertura del bloque «Publicaciones similares» (incluido en cada post)</w:t>
+      </w:r>
+      <w:r>
+        <w:t xml:space="preserve"> </w:t>
+      </w:r>
+      <w:r>
+        <w:t xml:space="preserve">—</w:t>
       </w:r>
     </w:p>
     <w:bookmarkEnd w:id="80"/>
@@ -28490,8 +28517,35 @@
       </w:hyperlink>
     </w:p>
     <w:p>
+      <w:r>
+        <w:pict>
+          <v:rect style="width:0;height:1.5pt" o:hralign="center" o:hrstd="t" o:hr="t"/>
+        </w:pict>
+      </w:r>
+    </w:p>
+    <w:p>
       <w:pPr>
         <w:pStyle w:val="FirstParagraph"/>
+      </w:pPr>
+      <w:r>
+        <w:t xml:space="preserve">tipo: fragmento</w:t>
+      </w:r>
+      <w:r>
+        <w:t xml:space="preserve"> </w:t>
+      </w:r>
+      <w:r>
+        <w:t xml:space="preserve">titulo: texto de cierre del bloque «Publicaciones similares» (incluido en cada post)</w:t>
+      </w:r>
+      <w:r>
+        <w:t xml:space="preserve"> </w:t>
+      </w:r>
+      <w:r>
+        <w:t xml:space="preserve">—</w:t>
+      </w:r>
+    </w:p>
+    <w:p>
+      <w:pPr>
+        <w:pStyle w:val="BodyText"/>
       </w:pPr>
       <w:r>
         <w:t xml:space="preserve">Esperamos que encuentres estas publicaciones igualmente interesantes y útiles. ¡Disfruta de la lectura!</w:t>

--- a/_site/python/2021-08-16-06-funciones-con-python/index.docx
+++ b/_site/python/2021-08-16-06-funciones-con-python/index.docx
@@ -28177,33 +28177,6 @@
         <w:t xml:space="preserve">Kaggle Learn: kaggle.com/learn</w:t>
       </w:r>
     </w:p>
-    <w:p>
-      <w:r>
-        <w:pict>
-          <v:rect style="width:0;height:1.5pt" o:hralign="center" o:hrstd="t" o:hr="t"/>
-        </w:pict>
-      </w:r>
-    </w:p>
-    <w:p>
-      <w:pPr>
-        <w:pStyle w:val="FirstParagraph"/>
-      </w:pPr>
-      <w:r>
-        <w:t xml:space="preserve">tipo: fragmento</w:t>
-      </w:r>
-      <w:r>
-        <w:t xml:space="preserve"> </w:t>
-      </w:r>
-      <w:r>
-        <w:t xml:space="preserve">titulo: texto de apertura del bloque «Publicaciones similares» (incluido en cada post)</w:t>
-      </w:r>
-      <w:r>
-        <w:t xml:space="preserve"> </w:t>
-      </w:r>
-      <w:r>
-        <w:t xml:space="preserve">—</w:t>
-      </w:r>
-    </w:p>
     <w:bookmarkEnd w:id="80"/>
     <w:bookmarkStart w:id="109" w:name="publicaciones-similares"/>
     <w:p>
@@ -28517,35 +28490,8 @@
       </w:hyperlink>
     </w:p>
     <w:p>
-      <w:r>
-        <w:pict>
-          <v:rect style="width:0;height:1.5pt" o:hralign="center" o:hrstd="t" o:hr="t"/>
-        </w:pict>
-      </w:r>
-    </w:p>
-    <w:p>
       <w:pPr>
         <w:pStyle w:val="FirstParagraph"/>
-      </w:pPr>
-      <w:r>
-        <w:t xml:space="preserve">tipo: fragmento</w:t>
-      </w:r>
-      <w:r>
-        <w:t xml:space="preserve"> </w:t>
-      </w:r>
-      <w:r>
-        <w:t xml:space="preserve">titulo: texto de cierre del bloque «Publicaciones similares» (incluido en cada post)</w:t>
-      </w:r>
-      <w:r>
-        <w:t xml:space="preserve"> </w:t>
-      </w:r>
-      <w:r>
-        <w:t xml:space="preserve">—</w:t>
-      </w:r>
-    </w:p>
-    <w:p>
-      <w:pPr>
-        <w:pStyle w:val="BodyText"/>
       </w:pPr>
       <w:r>
         <w:t xml:space="preserve">Esperamos que encuentres estas publicaciones igualmente interesantes y útiles. ¡Disfruta de la lectura!</w:t>

--- a/_site/python/2021-08-16-06-funciones-con-python/index.docx
+++ b/_site/python/2021-08-16-06-funciones-con-python/index.docx
@@ -28178,7 +28178,7 @@
       </w:r>
     </w:p>
     <w:bookmarkEnd w:id="80"/>
-    <w:bookmarkStart w:id="109" w:name="publicaciones-similares"/>
+    <w:bookmarkStart w:id="107" w:name="publicaciones-similares"/>
     <w:p>
       <w:pPr>
         <w:pStyle w:val="Heading1"/>
@@ -28464,27 +28464,6 @@
           <w:rPr>
             <w:rStyle w:val="Hyperlink"/>
           </w:rPr>
-          <w:t xml:space="preserve">11 Validacion Cruzada Y Composicion Del Modelo Con Python</w:t>
-        </w:r>
-      </w:hyperlink>
-    </w:p>
-    <w:p>
-      <w:pPr>
-        <w:pStyle w:val="Compact"/>
-        <w:numPr>
-          <w:ilvl w:val="0"/>
-          <w:numId w:val="1006"/>
-        </w:numPr>
-      </w:pPr>
-      <w:hyperlink r:id="rId107"/>
-      <w:r>
-        <w:t xml:space="preserve"> </w:t>
-      </w:r>
-      <w:hyperlink r:id="rId108">
-        <w:r>
-          <w:rPr>
-            <w:rStyle w:val="Hyperlink"/>
-          </w:rPr>
           <w:t xml:space="preserve">Visualizacion De Datos Con Python</w:t>
         </w:r>
       </w:hyperlink>
@@ -28497,7 +28476,7 @@
         <w:t xml:space="preserve">Esperamos que encuentres estas publicaciones igualmente interesantes y útiles. ¡Disfruta de la lectura!</w:t>
       </w:r>
     </w:p>
-    <w:bookmarkEnd w:id="109"/>
+    <w:bookmarkEnd w:id="107"/>
     <w:sectPr>
       <w:headerReference r:id="rId8" w:type="even"/>
       <w:headerReference r:id="rId9" w:type="default"/>

--- a/_site/python/2021-08-16-06-funciones-con-python/index.docx
+++ b/_site/python/2021-08-16-06-funciones-con-python/index.docx
@@ -636,6 +636,35 @@
         <w:t xml:space="preserve">)</w:t>
       </w:r>
     </w:p>
+    <w:p>
+      <w:pPr>
+        <w:pStyle w:val="SourceCode"/>
+      </w:pPr>
+      <w:r>
+        <w:rPr>
+          <w:rStyle w:val="VerbatimChar"/>
+        </w:rPr>
+        <w:t xml:space="preserve">Inicio del programa</w:t>
+      </w:r>
+      <w:r>
+        <w:br/>
+      </w:r>
+      <w:r>
+        <w:rPr>
+          <w:rStyle w:val="VerbatimChar"/>
+        </w:rPr>
+        <w:t xml:space="preserve">Interés: S/ 500.00</w:t>
+      </w:r>
+      <w:r>
+        <w:br/>
+      </w:r>
+      <w:r>
+        <w:rPr>
+          <w:rStyle w:val="VerbatimChar"/>
+        </w:rPr>
+        <w:t xml:space="preserve">Fin del programa</w:t>
+      </w:r>
+    </w:p>
     <w:bookmarkEnd w:id="30"/>
     <w:bookmarkStart w:id="31" w:name="argumentos-vs-parámetros"/>
     <w:p>
@@ -877,6 +906,17 @@
           <w:rStyle w:val="NormalTok"/>
         </w:rPr>
         <w:t xml:space="preserve">)</w:t>
+      </w:r>
+    </w:p>
+    <w:p>
+      <w:pPr>
+        <w:pStyle w:val="SourceCode"/>
+      </w:pPr>
+      <w:r>
+        <w:rPr>
+          <w:rStyle w:val="VerbatimChar"/>
+        </w:rPr>
+        <w:t xml:space="preserve">PIB per cápita: USD 7,196.46</w:t>
       </w:r>
     </w:p>
     <w:bookmarkEnd w:id="31"/>
@@ -2023,6 +2063,71 @@
         <w:t xml:space="preserve">)</w:t>
       </w:r>
     </w:p>
+    <w:p>
+      <w:pPr>
+        <w:pStyle w:val="SourceCode"/>
+      </w:pPr>
+      <w:r>
+        <w:rPr>
+          <w:rStyle w:val="VerbatimChar"/>
+        </w:rPr>
+        <w:t xml:space="preserve">Bienvenido al análisis económico</w:t>
+      </w:r>
+      <w:r>
+        <w:br/>
+      </w:r>
+      <w:r>
+        <w:rPr>
+          <w:rStyle w:val="VerbatimChar"/>
+        </w:rPr>
+        <w:t xml:space="preserve">IGV: S/ 18.00</w:t>
+      </w:r>
+      <w:r>
+        <w:br/>
+      </w:r>
+      <w:r>
+        <w:rPr>
+          <w:rStyle w:val="VerbatimChar"/>
+        </w:rPr>
+        <w:t xml:space="preserve">Utilidad: S/ 25,000.00</w:t>
+      </w:r>
+      <w:r>
+        <w:br/>
+      </w:r>
+      <w:r>
+        <w:rPr>
+          <w:rStyle w:val="VerbatimChar"/>
+        </w:rPr>
+        <w:t xml:space="preserve">Total: S/ 260,000.00</w:t>
+      </w:r>
+      <w:r>
+        <w:br/>
+      </w:r>
+      <w:r>
+        <w:rPr>
+          <w:rStyle w:val="VerbatimChar"/>
+        </w:rPr>
+        <w:t xml:space="preserve">Promedio: S/ 52,000.00</w:t>
+      </w:r>
+      <w:r>
+        <w:br/>
+      </w:r>
+      <w:r>
+        <w:rPr>
+          <w:rStyle w:val="VerbatimChar"/>
+        </w:rPr>
+        <w:t xml:space="preserve">Máximo: S/ 60,000.00</w:t>
+      </w:r>
+      <w:r>
+        <w:br/>
+      </w:r>
+      <w:r>
+        <w:rPr>
+          <w:rStyle w:val="VerbatimChar"/>
+        </w:rPr>
+        <w:t xml:space="preserve">Mínimo: S/ 45,000.00</w:t>
+      </w:r>
+    </w:p>
     <w:bookmarkEnd w:id="34"/>
     <w:bookmarkStart w:id="35" w:name="función-sin-return"/>
     <w:p>
@@ -2372,6 +2477,44 @@
           <w:rStyle w:val="CommentTok"/>
         </w:rPr>
         <w:t xml:space="preserve"># None</w:t>
+      </w:r>
+    </w:p>
+    <w:p>
+      <w:pPr>
+        <w:pStyle w:val="SourceCode"/>
+      </w:pPr>
+      <w:r>
+        <w:rPr>
+          <w:rStyle w:val="VerbatimChar"/>
+        </w:rPr>
+        <w:t xml:space="preserve">========================================</w:t>
+      </w:r>
+      <w:r>
+        <w:br/>
+      </w:r>
+      <w:r>
+        <w:rPr>
+          <w:rStyle w:val="VerbatimChar"/>
+        </w:rPr>
+        <w:t xml:space="preserve">Ventas Totales: S/ 150,000.00</w:t>
+      </w:r>
+      <w:r>
+        <w:br/>
+      </w:r>
+      <w:r>
+        <w:rPr>
+          <w:rStyle w:val="VerbatimChar"/>
+        </w:rPr>
+        <w:t xml:space="preserve">========================================</w:t>
+      </w:r>
+      <w:r>
+        <w:br/>
+      </w:r>
+      <w:r>
+        <w:rPr>
+          <w:rStyle w:val="VerbatimChar"/>
+        </w:rPr>
+        <w:t xml:space="preserve">Resultado: None</w:t>
       </w:r>
     </w:p>
     <w:bookmarkEnd w:id="35"/>
@@ -2678,6 +2821,17 @@
         <w:t xml:space="preserve">)</w:t>
       </w:r>
     </w:p>
+    <w:p>
+      <w:pPr>
+        <w:pStyle w:val="SourceCode"/>
+      </w:pPr>
+      <w:r>
+        <w:rPr>
+          <w:rStyle w:val="VerbatimChar"/>
+        </w:rPr>
+        <w:t xml:space="preserve">Tasa de crecimiento: 8.45%</w:t>
+      </w:r>
+    </w:p>
     <w:bookmarkEnd w:id="37"/>
     <w:bookmarkStart w:id="38" w:name="argumentos-con-nombre-keyword-arguments"/>
     <w:p>
@@ -3021,6 +3175,26 @@
           <w:rStyle w:val="NormalTok"/>
         </w:rPr>
         <w:t xml:space="preserve">)</w:t>
+      </w:r>
+    </w:p>
+    <w:p>
+      <w:pPr>
+        <w:pStyle w:val="SourceCode"/>
+      </w:pPr>
+      <w:r>
+        <w:rPr>
+          <w:rStyle w:val="VerbatimChar"/>
+        </w:rPr>
+        <w:t xml:space="preserve">Tasa de crecimiento: 8.45%</w:t>
+      </w:r>
+      <w:r>
+        <w:br/>
+      </w:r>
+      <w:r>
+        <w:rPr>
+          <w:rStyle w:val="VerbatimChar"/>
+        </w:rPr>
+        <w:t xml:space="preserve">Tasa de crecimiento: 8.45%</w:t>
       </w:r>
     </w:p>
     <w:bookmarkEnd w:id="38"/>
@@ -3575,6 +3749,35 @@
         <w:t xml:space="preserve">)</w:t>
       </w:r>
     </w:p>
+    <w:p>
+      <w:pPr>
+        <w:pStyle w:val="SourceCode"/>
+      </w:pPr>
+      <w:r>
+        <w:rPr>
+          <w:rStyle w:val="VerbatimChar"/>
+        </w:rPr>
+        <w:t xml:space="preserve">Monto 1: S/ 10,500.00</w:t>
+      </w:r>
+      <w:r>
+        <w:br/>
+      </w:r>
+      <w:r>
+        <w:rPr>
+          <w:rStyle w:val="VerbatimChar"/>
+        </w:rPr>
+        <w:t xml:space="preserve">Monto 2: S/ 10,800.00</w:t>
+      </w:r>
+      <w:r>
+        <w:br/>
+      </w:r>
+      <w:r>
+        <w:rPr>
+          <w:rStyle w:val="VerbatimChar"/>
+        </w:rPr>
+        <w:t xml:space="preserve">Monto 3: S/ 13,310.00</w:t>
+      </w:r>
+    </w:p>
     <w:bookmarkEnd w:id="39"/>
     <w:bookmarkStart w:id="40" w:name="argumentos-variables-args"/>
     <w:p>
@@ -4161,6 +4364,35 @@
           <w:rStyle w:val="NormalTok"/>
         </w:rPr>
         <w:t xml:space="preserve">)</w:t>
+      </w:r>
+    </w:p>
+    <w:p>
+      <w:pPr>
+        <w:pStyle w:val="SourceCode"/>
+      </w:pPr>
+      <w:r>
+        <w:rPr>
+          <w:rStyle w:val="VerbatimChar"/>
+        </w:rPr>
+        <w:t xml:space="preserve">Promedio 1: 20.00</w:t>
+      </w:r>
+      <w:r>
+        <w:br/>
+      </w:r>
+      <w:r>
+        <w:rPr>
+          <w:rStyle w:val="VerbatimChar"/>
+        </w:rPr>
+        <w:t xml:space="preserve">Promedio 2: 35.00</w:t>
+      </w:r>
+      <w:r>
+        <w:br/>
+      </w:r>
+      <w:r>
+        <w:rPr>
+          <w:rStyle w:val="VerbatimChar"/>
+        </w:rPr>
+        <w:t xml:space="preserve">Promedio 3: 100.00</w:t>
       </w:r>
     </w:p>
     <w:bookmarkEnd w:id="40"/>
@@ -4815,6 +5047,137 @@
           <w:rStyle w:val="NormalTok"/>
         </w:rPr>
         <w:t xml:space="preserve">)</w:t>
+      </w:r>
+    </w:p>
+    <w:p>
+      <w:pPr>
+        <w:pStyle w:val="SourceCode"/>
+      </w:pPr>
+      <w:r>
+        <w:rPr>
+          <w:rStyle w:val="VerbatimChar"/>
+        </w:rPr>
+        <w:t xml:space="preserve">REPORTE ECONÓMICO</w:t>
+      </w:r>
+      <w:r>
+        <w:br/>
+      </w:r>
+      <w:r>
+        <w:rPr>
+          <w:rStyle w:val="VerbatimChar"/>
+        </w:rPr>
+        <w:t xml:space="preserve">========================================</w:t>
+      </w:r>
+      <w:r>
+        <w:br/>
+      </w:r>
+      <w:r>
+        <w:rPr>
+          <w:rStyle w:val="VerbatimChar"/>
+        </w:rPr>
+        <w:t xml:space="preserve">Pib: 242632</w:t>
+      </w:r>
+      <w:r>
+        <w:br/>
+      </w:r>
+      <w:r>
+        <w:rPr>
+          <w:rStyle w:val="VerbatimChar"/>
+        </w:rPr>
+        <w:t xml:space="preserve">Inflacion: 3.5</w:t>
+      </w:r>
+      <w:r>
+        <w:br/>
+      </w:r>
+      <w:r>
+        <w:rPr>
+          <w:rStyle w:val="VerbatimChar"/>
+        </w:rPr>
+        <w:t xml:space="preserve">Desempleo: 7.2</w:t>
+      </w:r>
+      <w:r>
+        <w:br/>
+      </w:r>
+      <w:r>
+        <w:rPr>
+          <w:rStyle w:val="VerbatimChar"/>
+        </w:rPr>
+        <w:t xml:space="preserve">========================================</w:t>
+      </w:r>
+      <w:r>
+        <w:br/>
+      </w:r>
+      <w:r>
+        <w:br/>
+      </w:r>
+      <w:r>
+        <w:rPr>
+          <w:rStyle w:val="VerbatimChar"/>
+        </w:rPr>
+        <w:t xml:space="preserve">REPORTE ECONÓMICO</w:t>
+      </w:r>
+      <w:r>
+        <w:br/>
+      </w:r>
+      <w:r>
+        <w:rPr>
+          <w:rStyle w:val="VerbatimChar"/>
+        </w:rPr>
+        <w:t xml:space="preserve">========================================</w:t>
+      </w:r>
+      <w:r>
+        <w:br/>
+      </w:r>
+      <w:r>
+        <w:rPr>
+          <w:rStyle w:val="VerbatimChar"/>
+        </w:rPr>
+        <w:t xml:space="preserve">Pib: 242632</w:t>
+      </w:r>
+      <w:r>
+        <w:br/>
+      </w:r>
+      <w:r>
+        <w:rPr>
+          <w:rStyle w:val="VerbatimChar"/>
+        </w:rPr>
+        <w:t xml:space="preserve">Inflacion: 3.5</w:t>
+      </w:r>
+      <w:r>
+        <w:br/>
+      </w:r>
+      <w:r>
+        <w:rPr>
+          <w:rStyle w:val="VerbatimChar"/>
+        </w:rPr>
+        <w:t xml:space="preserve">Desempleo: 7.2</w:t>
+      </w:r>
+      <w:r>
+        <w:br/>
+      </w:r>
+      <w:r>
+        <w:rPr>
+          <w:rStyle w:val="VerbatimChar"/>
+        </w:rPr>
+        <w:t xml:space="preserve">Tipo Cambio: 3.75</w:t>
+      </w:r>
+      <w:r>
+        <w:br/>
+      </w:r>
+      <w:r>
+        <w:rPr>
+          <w:rStyle w:val="VerbatimChar"/>
+        </w:rPr>
+        <w:t xml:space="preserve">Reservas: 74500</w:t>
+      </w:r>
+      <w:r>
+        <w:br/>
+      </w:r>
+      <w:r>
+        <w:rPr>
+          <w:rStyle w:val="VerbatimChar"/>
+        </w:rPr>
+        <w:t xml:space="preserve">========================================</w:t>
       </w:r>
     </w:p>
     <w:bookmarkEnd w:id="41"/>
@@ -5430,6 +5793,179 @@
         <w:t xml:space="preserve">)</w:t>
       </w:r>
     </w:p>
+    <w:p>
+      <w:pPr>
+        <w:pStyle w:val="SourceCode"/>
+      </w:pPr>
+      <w:r>
+        <w:br/>
+      </w:r>
+      <w:r>
+        <w:rPr>
+          <w:rStyle w:val="VerbatimChar"/>
+        </w:rPr>
+        <w:t xml:space="preserve">Calcula el Valor Presente Neto (VPN) de un proyecto.</w:t>
+      </w:r>
+      <w:r>
+        <w:br/>
+      </w:r>
+      <w:r>
+        <w:br/>
+      </w:r>
+      <w:r>
+        <w:rPr>
+          <w:rStyle w:val="VerbatimChar"/>
+        </w:rPr>
+        <w:t xml:space="preserve">Parámetros:</w:t>
+      </w:r>
+      <w:r>
+        <w:br/>
+      </w:r>
+      <w:r>
+        <w:rPr>
+          <w:rStyle w:val="VerbatimChar"/>
+        </w:rPr>
+        <w:t xml:space="preserve">-----------</w:t>
+      </w:r>
+      <w:r>
+        <w:br/>
+      </w:r>
+      <w:r>
+        <w:rPr>
+          <w:rStyle w:val="VerbatimChar"/>
+        </w:rPr>
+        <w:t xml:space="preserve">flujos : list</w:t>
+      </w:r>
+      <w:r>
+        <w:br/>
+      </w:r>
+      <w:r>
+        <w:rPr>
+          <w:rStyle w:val="VerbatimChar"/>
+        </w:rPr>
+        <w:t xml:space="preserve">    Lista de flujos de caja. El primer elemento debe ser la inversión inicial (negativa).</w:t>
+      </w:r>
+      <w:r>
+        <w:br/>
+      </w:r>
+      <w:r>
+        <w:rPr>
+          <w:rStyle w:val="VerbatimChar"/>
+        </w:rPr>
+        <w:t xml:space="preserve">tasa_descuento : float</w:t>
+      </w:r>
+      <w:r>
+        <w:br/>
+      </w:r>
+      <w:r>
+        <w:rPr>
+          <w:rStyle w:val="VerbatimChar"/>
+        </w:rPr>
+        <w:t xml:space="preserve">    Tasa de descuento anual (ej: 0.12 para 12%).</w:t>
+      </w:r>
+      <w:r>
+        <w:br/>
+      </w:r>
+      <w:r>
+        <w:br/>
+      </w:r>
+      <w:r>
+        <w:rPr>
+          <w:rStyle w:val="VerbatimChar"/>
+        </w:rPr>
+        <w:t xml:space="preserve">Retorna:</w:t>
+      </w:r>
+      <w:r>
+        <w:br/>
+      </w:r>
+      <w:r>
+        <w:rPr>
+          <w:rStyle w:val="VerbatimChar"/>
+        </w:rPr>
+        <w:t xml:space="preserve">--------</w:t>
+      </w:r>
+      <w:r>
+        <w:br/>
+      </w:r>
+      <w:r>
+        <w:rPr>
+          <w:rStyle w:val="VerbatimChar"/>
+        </w:rPr>
+        <w:t xml:space="preserve">float</w:t>
+      </w:r>
+      <w:r>
+        <w:br/>
+      </w:r>
+      <w:r>
+        <w:rPr>
+          <w:rStyle w:val="VerbatimChar"/>
+        </w:rPr>
+        <w:t xml:space="preserve">    El VPN del proyecto.</w:t>
+      </w:r>
+      <w:r>
+        <w:br/>
+      </w:r>
+      <w:r>
+        <w:br/>
+      </w:r>
+      <w:r>
+        <w:rPr>
+          <w:rStyle w:val="VerbatimChar"/>
+        </w:rPr>
+        <w:t xml:space="preserve">Ejemplo:</w:t>
+      </w:r>
+      <w:r>
+        <w:br/>
+      </w:r>
+      <w:r>
+        <w:rPr>
+          <w:rStyle w:val="VerbatimChar"/>
+        </w:rPr>
+        <w:t xml:space="preserve">--------</w:t>
+      </w:r>
+      <w:r>
+        <w:br/>
+      </w:r>
+      <w:r>
+        <w:rPr>
+          <w:rStyle w:val="VerbatimChar"/>
+        </w:rPr>
+        <w:t xml:space="preserve">&gt;&gt;&gt; flujos = [-100000, 30000, 40000, 50000]</w:t>
+      </w:r>
+      <w:r>
+        <w:br/>
+      </w:r>
+      <w:r>
+        <w:rPr>
+          <w:rStyle w:val="VerbatimChar"/>
+        </w:rPr>
+        <w:t xml:space="preserve">&gt;&gt;&gt; vpn = calcular_vpn(flujos, 0.10)</w:t>
+      </w:r>
+      <w:r>
+        <w:br/>
+      </w:r>
+      <w:r>
+        <w:rPr>
+          <w:rStyle w:val="VerbatimChar"/>
+        </w:rPr>
+        <w:t xml:space="preserve">&gt;&gt;&gt; print(f"VPN: {vpn:.2f}")</w:t>
+      </w:r>
+      <w:r>
+        <w:br/>
+      </w:r>
+      <w:r>
+        <w:br/>
+      </w:r>
+      <w:r>
+        <w:br/>
+      </w:r>
+      <w:r>
+        <w:rPr>
+          <w:rStyle w:val="VerbatimChar"/>
+        </w:rPr>
+        <w:t xml:space="preserve">VPN del proyecto: S/ -5,737.52</w:t>
+      </w:r>
+    </w:p>
     <w:bookmarkEnd w:id="43"/>
     <w:bookmarkStart w:id="44" w:name="anotaciones-de-tipo-type-hints"/>
     <w:p>
@@ -5935,6 +6471,17 @@
           <w:rStyle w:val="NormalTok"/>
         </w:rPr>
         <w:t xml:space="preserve">)</w:t>
+      </w:r>
+    </w:p>
+    <w:p>
+      <w:pPr>
+        <w:pStyle w:val="SourceCode"/>
+      </w:pPr>
+      <w:r>
+        <w:rPr>
+          <w:rStyle w:val="VerbatimChar"/>
+        </w:rPr>
+        <w:t xml:space="preserve">Elasticidad: -0.50</w:t>
       </w:r>
     </w:p>
     <w:bookmarkEnd w:id="44"/>
@@ -6430,6 +6977,44 @@
         <w:t xml:space="preserve">funcion_con_contador()</w:t>
       </w:r>
     </w:p>
+    <w:p>
+      <w:pPr>
+        <w:pStyle w:val="SourceCode"/>
+      </w:pPr>
+      <w:r>
+        <w:rPr>
+          <w:rStyle w:val="VerbatimChar"/>
+        </w:rPr>
+        <w:t xml:space="preserve">Precio con IGV: S/ 118.00</w:t>
+      </w:r>
+      <w:r>
+        <w:br/>
+      </w:r>
+      <w:r>
+        <w:rPr>
+          <w:rStyle w:val="VerbatimChar"/>
+        </w:rPr>
+        <w:t xml:space="preserve">Función llamada 1 veces</w:t>
+      </w:r>
+      <w:r>
+        <w:br/>
+      </w:r>
+      <w:r>
+        <w:rPr>
+          <w:rStyle w:val="VerbatimChar"/>
+        </w:rPr>
+        <w:t xml:space="preserve">Función llamada 2 veces</w:t>
+      </w:r>
+      <w:r>
+        <w:br/>
+      </w:r>
+      <w:r>
+        <w:rPr>
+          <w:rStyle w:val="VerbatimChar"/>
+        </w:rPr>
+        <w:t xml:space="preserve">Función llamada 3 veces</w:t>
+      </w:r>
+    </w:p>
     <w:bookmarkEnd w:id="46"/>
     <w:bookmarkStart w:id="47" w:name="buenas-prácticas"/>
     <w:p>
@@ -7010,6 +7595,26 @@
           <w:rStyle w:val="NormalTok"/>
         </w:rPr>
         <w:t xml:space="preserve">)</w:t>
+      </w:r>
+    </w:p>
+    <w:p>
+      <w:pPr>
+        <w:pStyle w:val="SourceCode"/>
+      </w:pPr>
+      <w:r>
+        <w:rPr>
+          <w:rStyle w:val="VerbatimChar"/>
+        </w:rPr>
+        <w:t xml:space="preserve">Estadísticas 1: {'promedio': 50000.0, 'maximo': 55000, 'minimo': 45000, 'llamadas': 1}</w:t>
+      </w:r>
+      <w:r>
+        <w:br/>
+      </w:r>
+      <w:r>
+        <w:rPr>
+          <w:rStyle w:val="VerbatimChar"/>
+        </w:rPr>
+        <w:t xml:space="preserve">Estadísticas 2: {'promedio': 62500.0, 'maximo': 65000, 'minimo': 60000, 'llamadas': 2}</w:t>
       </w:r>
     </w:p>
     <w:bookmarkEnd w:id="47"/>
@@ -7510,6 +8115,35 @@
         <w:t xml:space="preserve">)</w:t>
       </w:r>
     </w:p>
+    <w:p>
+      <w:pPr>
+        <w:pStyle w:val="SourceCode"/>
+      </w:pPr>
+      <w:r>
+        <w:rPr>
+          <w:rStyle w:val="VerbatimChar"/>
+        </w:rPr>
+        <w:t xml:space="preserve">Cuadrado de 5: 25</w:t>
+      </w:r>
+      <w:r>
+        <w:br/>
+      </w:r>
+      <w:r>
+        <w:rPr>
+          <w:rStyle w:val="VerbatimChar"/>
+        </w:rPr>
+        <w:t xml:space="preserve">Suma: 30</w:t>
+      </w:r>
+      <w:r>
+        <w:br/>
+      </w:r>
+      <w:r>
+        <w:rPr>
+          <w:rStyle w:val="VerbatimChar"/>
+        </w:rPr>
+        <w:t xml:space="preserve">Multiplicación: 24</w:t>
+      </w:r>
+    </w:p>
     <w:bookmarkEnd w:id="49"/>
     <w:bookmarkStart w:id="50" w:name="aplicaciones-económicas"/>
     <w:p>
@@ -8387,6 +9021,62 @@
           <w:rStyle w:val="NormalTok"/>
         </w:rPr>
         <w:t xml:space="preserve">)</w:t>
+      </w:r>
+    </w:p>
+    <w:p>
+      <w:pPr>
+        <w:pStyle w:val="SourceCode"/>
+      </w:pPr>
+      <w:r>
+        <w:rPr>
+          <w:rStyle w:val="VerbatimChar"/>
+        </w:rPr>
+        <w:t xml:space="preserve">IGV: S/ 180.00</w:t>
+      </w:r>
+      <w:r>
+        <w:br/>
+      </w:r>
+      <w:r>
+        <w:rPr>
+          <w:rStyle w:val="VerbatimChar"/>
+        </w:rPr>
+        <w:t xml:space="preserve">Precio con IGV: S/ 1180.00</w:t>
+      </w:r>
+      <w:r>
+        <w:br/>
+      </w:r>
+      <w:r>
+        <w:rPr>
+          <w:rStyle w:val="VerbatimChar"/>
+        </w:rPr>
+        <w:t xml:space="preserve">Variación: +15.00%</w:t>
+      </w:r>
+      <w:r>
+        <w:br/>
+      </w:r>
+      <w:r>
+        <w:rPr>
+          <w:rStyle w:val="VerbatimChar"/>
+        </w:rPr>
+        <w:t xml:space="preserve">Empresa 1: Pequeña</w:t>
+      </w:r>
+      <w:r>
+        <w:br/>
+      </w:r>
+      <w:r>
+        <w:rPr>
+          <w:rStyle w:val="VerbatimChar"/>
+        </w:rPr>
+        <w:t xml:space="preserve">Empresa 2: Mediana</w:t>
+      </w:r>
+      <w:r>
+        <w:br/>
+      </w:r>
+      <w:r>
+        <w:rPr>
+          <w:rStyle w:val="VerbatimChar"/>
+        </w:rPr>
+        <w:t xml:space="preserve">Empresa 3: Grande</w:t>
       </w:r>
     </w:p>
     <w:bookmarkEnd w:id="50"/>
@@ -9224,6 +9914,53 @@
           <w:rStyle w:val="NormalTok"/>
         </w:rPr>
         <w:t xml:space="preserve">)</w:t>
+      </w:r>
+    </w:p>
+    <w:p>
+      <w:pPr>
+        <w:pStyle w:val="SourceCode"/>
+      </w:pPr>
+      <w:r>
+        <w:rPr>
+          <w:rStyle w:val="VerbatimChar"/>
+        </w:rPr>
+        <w:t xml:space="preserve">Suma: 15</w:t>
+      </w:r>
+      <w:r>
+        <w:br/>
+      </w:r>
+      <w:r>
+        <w:rPr>
+          <w:rStyle w:val="VerbatimChar"/>
+        </w:rPr>
+        <w:t xml:space="preserve">División: 5.0</w:t>
+      </w:r>
+      <w:r>
+        <w:br/>
+      </w:r>
+      <w:r>
+        <w:rPr>
+          <w:rStyle w:val="VerbatimChar"/>
+        </w:rPr>
+        <w:t xml:space="preserve">Precio: S/ 118.00</w:t>
+      </w:r>
+      <w:r>
+        <w:br/>
+      </w:r>
+      <w:r>
+        <w:rPr>
+          <w:rStyle w:val="VerbatimChar"/>
+        </w:rPr>
+        <w:t xml:space="preserve">Precio: S/ 112.10</w:t>
+      </w:r>
+      <w:r>
+        <w:br/>
+      </w:r>
+      <w:r>
+        <w:rPr>
+          <w:rStyle w:val="VerbatimChar"/>
+        </w:rPr>
+        <w:t xml:space="preserve">Precio: S/ 112.10</w:t>
       </w:r>
     </w:p>
     <w:bookmarkEnd w:id="51"/>
@@ -10174,6 +10911,83 @@
         <w:t xml:space="preserve">)</w:t>
       </w:r>
     </w:p>
+    <w:p>
+      <w:pPr>
+        <w:pStyle w:val="SourceCode"/>
+      </w:pPr>
+      <w:r>
+        <w:rPr>
+          <w:rStyle w:val="VerbatimChar"/>
+        </w:rPr>
+        <w:t xml:space="preserve">Precios con IGV: [118.0, 236.0, 177.0, 354.0, 295.0]</w:t>
+      </w:r>
+      <w:r>
+        <w:br/>
+      </w:r>
+      <w:r>
+        <w:rPr>
+          <w:rStyle w:val="VerbatimChar"/>
+        </w:rPr>
+        <w:t xml:space="preserve">Precios con IGV: [118.0, 236.0, 177.0, 354.0, 295.0]</w:t>
+      </w:r>
+      <w:r>
+        <w:br/>
+      </w:r>
+      <w:r>
+        <w:br/>
+      </w:r>
+      <w:r>
+        <w:rPr>
+          <w:rStyle w:val="VerbatimChar"/>
+        </w:rPr>
+        <w:t xml:space="preserve">Variaciones de precios:</w:t>
+      </w:r>
+      <w:r>
+        <w:br/>
+      </w:r>
+      <w:r>
+        <w:rPr>
+          <w:rStyle w:val="VerbatimChar"/>
+        </w:rPr>
+        <w:t xml:space="preserve">Producto 1: +5.00%</w:t>
+      </w:r>
+      <w:r>
+        <w:br/>
+      </w:r>
+      <w:r>
+        <w:rPr>
+          <w:rStyle w:val="VerbatimChar"/>
+        </w:rPr>
+        <w:t xml:space="preserve">Producto 2: +4.76%</w:t>
+      </w:r>
+      <w:r>
+        <w:br/>
+      </w:r>
+      <w:r>
+        <w:rPr>
+          <w:rStyle w:val="VerbatimChar"/>
+        </w:rPr>
+        <w:t xml:space="preserve">Producto 3: +4.55%</w:t>
+      </w:r>
+      <w:r>
+        <w:br/>
+      </w:r>
+      <w:r>
+        <w:rPr>
+          <w:rStyle w:val="VerbatimChar"/>
+        </w:rPr>
+        <w:t xml:space="preserve">Producto 4: +3.70%</w:t>
+      </w:r>
+      <w:r>
+        <w:br/>
+      </w:r>
+      <w:r>
+        <w:rPr>
+          <w:rStyle w:val="VerbatimChar"/>
+        </w:rPr>
+        <w:t xml:space="preserve">Producto 5: +5.36%</w:t>
+      </w:r>
+    </w:p>
     <w:bookmarkEnd w:id="53"/>
     <w:bookmarkStart w:id="54" w:name="función-filter"/>
     <w:p>
@@ -11308,6 +12122,50 @@
           <w:rStyle w:val="NormalTok"/>
         </w:rPr>
         <w:t xml:space="preserve">)</w:t>
+      </w:r>
+    </w:p>
+    <w:p>
+      <w:pPr>
+        <w:pStyle w:val="SourceCode"/>
+      </w:pPr>
+      <w:r>
+        <w:rPr>
+          <w:rStyle w:val="VerbatimChar"/>
+        </w:rPr>
+        <w:t xml:space="preserve">Ventas altas: [52000, 55000, 60000, 58000]</w:t>
+      </w:r>
+      <w:r>
+        <w:br/>
+      </w:r>
+      <w:r>
+        <w:br/>
+      </w:r>
+      <w:r>
+        <w:rPr>
+          <w:rStyle w:val="VerbatimChar"/>
+        </w:rPr>
+        <w:t xml:space="preserve">Grandes empresas:</w:t>
+      </w:r>
+      <w:r>
+        <w:br/>
+      </w:r>
+      <w:r>
+        <w:rPr>
+          <w:rStyle w:val="VerbatimChar"/>
+        </w:rPr>
+        <w:t xml:space="preserve">  Empresa C: S/ 50,000,000</w:t>
+      </w:r>
+      <w:r>
+        <w:br/>
+      </w:r>
+      <w:r>
+        <w:br/>
+      </w:r>
+      <w:r>
+        <w:rPr>
+          <w:rStyle w:val="VerbatimChar"/>
+        </w:rPr>
+        <w:t xml:space="preserve">Datos válidos: [100, 200, 150, 300]</w:t>
       </w:r>
     </w:p>
     <w:bookmarkEnd w:id="54"/>
@@ -11992,6 +12850,35 @@
           <w:rStyle w:val="NormalTok"/>
         </w:rPr>
         <w:t xml:space="preserve">)</w:t>
+      </w:r>
+    </w:p>
+    <w:p>
+      <w:pPr>
+        <w:pStyle w:val="SourceCode"/>
+      </w:pPr>
+      <w:r>
+        <w:rPr>
+          <w:rStyle w:val="VerbatimChar"/>
+        </w:rPr>
+        <w:t xml:space="preserve">Ventas brutas: [45000, -1000, 52000, 48000, 0, 55000, -500, 60000]</w:t>
+      </w:r>
+      <w:r>
+        <w:br/>
+      </w:r>
+      <w:r>
+        <w:rPr>
+          <w:rStyle w:val="VerbatimChar"/>
+        </w:rPr>
+        <w:t xml:space="preserve">Ventas netas (válidas con descuento): [42750.0, 49400.0, 45600.0, 52250.0, 57000.0]</w:t>
+      </w:r>
+      <w:r>
+        <w:br/>
+      </w:r>
+      <w:r>
+        <w:rPr>
+          <w:rStyle w:val="VerbatimChar"/>
+        </w:rPr>
+        <w:t xml:space="preserve">Resultado compacto: [42750.0, 49400.0, 45600.0, 52250.0, 57000.0]</w:t>
       </w:r>
     </w:p>
     <w:bookmarkEnd w:id="55"/>
@@ -13254,6 +14141,242 @@
         <w:t xml:space="preserve">)</w:t>
       </w:r>
     </w:p>
+    <w:p>
+      <w:pPr>
+        <w:pStyle w:val="SourceCode"/>
+      </w:pPr>
+      <w:r>
+        <w:rPr>
+          <w:rStyle w:val="VerbatimChar"/>
+        </w:rPr>
+        <w:t xml:space="preserve">Array: [1 2 3 4 5]</w:t>
+      </w:r>
+      <w:r>
+        <w:br/>
+      </w:r>
+      <w:r>
+        <w:rPr>
+          <w:rStyle w:val="VerbatimChar"/>
+        </w:rPr>
+        <w:t xml:space="preserve">Tipo: &lt;class 'numpy.ndarray'&gt;</w:t>
+      </w:r>
+      <w:r>
+        <w:br/>
+      </w:r>
+      <w:r>
+        <w:br/>
+      </w:r>
+      <w:r>
+        <w:rPr>
+          <w:rStyle w:val="VerbatimChar"/>
+        </w:rPr>
+        <w:t xml:space="preserve">Matriz:</w:t>
+      </w:r>
+      <w:r>
+        <w:br/>
+      </w:r>
+      <w:r>
+        <w:rPr>
+          <w:rStyle w:val="VerbatimChar"/>
+        </w:rPr>
+        <w:t xml:space="preserve">[[1 2 3]</w:t>
+      </w:r>
+      <w:r>
+        <w:br/>
+      </w:r>
+      <w:r>
+        <w:rPr>
+          <w:rStyle w:val="VerbatimChar"/>
+        </w:rPr>
+        <w:t xml:space="preserve"> [4 5 6]</w:t>
+      </w:r>
+      <w:r>
+        <w:br/>
+      </w:r>
+      <w:r>
+        <w:rPr>
+          <w:rStyle w:val="VerbatimChar"/>
+        </w:rPr>
+        <w:t xml:space="preserve"> [7 8 9]]</w:t>
+      </w:r>
+      <w:r>
+        <w:br/>
+      </w:r>
+      <w:r>
+        <w:br/>
+      </w:r>
+      <w:r>
+        <w:rPr>
+          <w:rStyle w:val="VerbatimChar"/>
+        </w:rPr>
+        <w:t xml:space="preserve">Ceros:</w:t>
+      </w:r>
+      <w:r>
+        <w:br/>
+      </w:r>
+      <w:r>
+        <w:rPr>
+          <w:rStyle w:val="VerbatimChar"/>
+        </w:rPr>
+        <w:t xml:space="preserve">[[0. 0. 0. 0.]</w:t>
+      </w:r>
+      <w:r>
+        <w:br/>
+      </w:r>
+      <w:r>
+        <w:rPr>
+          <w:rStyle w:val="VerbatimChar"/>
+        </w:rPr>
+        <w:t xml:space="preserve"> [0. 0. 0. 0.]</w:t>
+      </w:r>
+      <w:r>
+        <w:br/>
+      </w:r>
+      <w:r>
+        <w:rPr>
+          <w:rStyle w:val="VerbatimChar"/>
+        </w:rPr>
+        <w:t xml:space="preserve"> [0. 0. 0. 0.]]</w:t>
+      </w:r>
+      <w:r>
+        <w:br/>
+      </w:r>
+      <w:r>
+        <w:br/>
+      </w:r>
+      <w:r>
+        <w:rPr>
+          <w:rStyle w:val="VerbatimChar"/>
+        </w:rPr>
+        <w:t xml:space="preserve">Unos:</w:t>
+      </w:r>
+      <w:r>
+        <w:br/>
+      </w:r>
+      <w:r>
+        <w:rPr>
+          <w:rStyle w:val="VerbatimChar"/>
+        </w:rPr>
+        <w:t xml:space="preserve">[[1. 1. 1.]</w:t>
+      </w:r>
+      <w:r>
+        <w:br/>
+      </w:r>
+      <w:r>
+        <w:rPr>
+          <w:rStyle w:val="VerbatimChar"/>
+        </w:rPr>
+        <w:t xml:space="preserve"> [1. 1. 1.]]</w:t>
+      </w:r>
+      <w:r>
+        <w:br/>
+      </w:r>
+      <w:r>
+        <w:br/>
+      </w:r>
+      <w:r>
+        <w:rPr>
+          <w:rStyle w:val="VerbatimChar"/>
+        </w:rPr>
+        <w:t xml:space="preserve">Identidad:</w:t>
+      </w:r>
+      <w:r>
+        <w:br/>
+      </w:r>
+      <w:r>
+        <w:rPr>
+          <w:rStyle w:val="VerbatimChar"/>
+        </w:rPr>
+        <w:t xml:space="preserve">[[1. 0. 0. 0.]</w:t>
+      </w:r>
+      <w:r>
+        <w:br/>
+      </w:r>
+      <w:r>
+        <w:rPr>
+          <w:rStyle w:val="VerbatimChar"/>
+        </w:rPr>
+        <w:t xml:space="preserve"> [0. 1. 0. 0.]</w:t>
+      </w:r>
+      <w:r>
+        <w:br/>
+      </w:r>
+      <w:r>
+        <w:rPr>
+          <w:rStyle w:val="VerbatimChar"/>
+        </w:rPr>
+        <w:t xml:space="preserve"> [0. 0. 1. 0.]</w:t>
+      </w:r>
+      <w:r>
+        <w:br/>
+      </w:r>
+      <w:r>
+        <w:rPr>
+          <w:rStyle w:val="VerbatimChar"/>
+        </w:rPr>
+        <w:t xml:space="preserve"> [0. 0. 0. 1.]]</w:t>
+      </w:r>
+      <w:r>
+        <w:br/>
+      </w:r>
+      <w:r>
+        <w:br/>
+      </w:r>
+      <w:r>
+        <w:rPr>
+          <w:rStyle w:val="VerbatimChar"/>
+        </w:rPr>
+        <w:t xml:space="preserve">Aleatorios:</w:t>
+      </w:r>
+      <w:r>
+        <w:br/>
+      </w:r>
+      <w:r>
+        <w:rPr>
+          <w:rStyle w:val="VerbatimChar"/>
+        </w:rPr>
+        <w:t xml:space="preserve">[[0.06221546 0.2443023  0.7525909 ]</w:t>
+      </w:r>
+      <w:r>
+        <w:br/>
+      </w:r>
+      <w:r>
+        <w:rPr>
+          <w:rStyle w:val="VerbatimChar"/>
+        </w:rPr>
+        <w:t xml:space="preserve"> [0.61142333 0.22534441 0.99005852]</w:t>
+      </w:r>
+      <w:r>
+        <w:br/>
+      </w:r>
+      <w:r>
+        <w:rPr>
+          <w:rStyle w:val="VerbatimChar"/>
+        </w:rPr>
+        <w:t xml:space="preserve"> [0.42376265 0.03687044 0.19559031]]</w:t>
+      </w:r>
+      <w:r>
+        <w:br/>
+      </w:r>
+      <w:r>
+        <w:br/>
+      </w:r>
+      <w:r>
+        <w:rPr>
+          <w:rStyle w:val="VerbatimChar"/>
+        </w:rPr>
+        <w:t xml:space="preserve">Rango: [0 2 4 6 8]</w:t>
+      </w:r>
+      <w:r>
+        <w:br/>
+      </w:r>
+      <w:r>
+        <w:rPr>
+          <w:rStyle w:val="VerbatimChar"/>
+        </w:rPr>
+        <w:t xml:space="preserve">Linspace: [0.   0.25 0.5  0.75 1.  ]</w:t>
+      </w:r>
+    </w:p>
     <w:bookmarkEnd w:id="58"/>
     <w:bookmarkStart w:id="59" w:name="operaciones-con-arrays"/>
     <w:p>
@@ -14302,6 +15425,113 @@
           <w:rStyle w:val="NormalTok"/>
         </w:rPr>
         <w:t xml:space="preserve">)</w:t>
+      </w:r>
+    </w:p>
+    <w:p>
+      <w:pPr>
+        <w:pStyle w:val="SourceCode"/>
+      </w:pPr>
+      <w:r>
+        <w:rPr>
+          <w:rStyle w:val="VerbatimChar"/>
+        </w:rPr>
+        <w:t xml:space="preserve">Suma: [11 22 33 44 55]</w:t>
+      </w:r>
+      <w:r>
+        <w:br/>
+      </w:r>
+      <w:r>
+        <w:rPr>
+          <w:rStyle w:val="VerbatimChar"/>
+        </w:rPr>
+        <w:t xml:space="preserve">Resta: [ -9 -18 -27 -36 -45]</w:t>
+      </w:r>
+      <w:r>
+        <w:br/>
+      </w:r>
+      <w:r>
+        <w:rPr>
+          <w:rStyle w:val="VerbatimChar"/>
+        </w:rPr>
+        <w:t xml:space="preserve">Multiplicación: [ 10  40  90 160 250]</w:t>
+      </w:r>
+      <w:r>
+        <w:br/>
+      </w:r>
+      <w:r>
+        <w:rPr>
+          <w:rStyle w:val="VerbatimChar"/>
+        </w:rPr>
+        <w:t xml:space="preserve">División: [10. 10. 10. 10. 10.]</w:t>
+      </w:r>
+      <w:r>
+        <w:br/>
+      </w:r>
+      <w:r>
+        <w:rPr>
+          <w:rStyle w:val="VerbatimChar"/>
+        </w:rPr>
+        <w:t xml:space="preserve">Potencia: [ 1  4  9 16 25]</w:t>
+      </w:r>
+      <w:r>
+        <w:br/>
+      </w:r>
+      <w:r>
+        <w:br/>
+      </w:r>
+      <w:r>
+        <w:rPr>
+          <w:rStyle w:val="VerbatimChar"/>
+        </w:rPr>
+        <w:t xml:space="preserve">Array * 2: [ 2  4  6  8 10]</w:t>
+      </w:r>
+      <w:r>
+        <w:br/>
+      </w:r>
+      <w:r>
+        <w:rPr>
+          <w:rStyle w:val="VerbatimChar"/>
+        </w:rPr>
+        <w:t xml:space="preserve">Array + 10: [11 12 13 14 15]</w:t>
+      </w:r>
+      <w:r>
+        <w:br/>
+      </w:r>
+      <w:r>
+        <w:br/>
+      </w:r>
+      <w:r>
+        <w:rPr>
+          <w:rStyle w:val="VerbatimChar"/>
+        </w:rPr>
+        <w:t xml:space="preserve">Precios: [100 150 200 175 225]</w:t>
+      </w:r>
+      <w:r>
+        <w:br/>
+      </w:r>
+      <w:r>
+        <w:rPr>
+          <w:rStyle w:val="VerbatimChar"/>
+        </w:rPr>
+        <w:t xml:space="preserve">Raíz cuadrada: [10.         12.24744871 14.14213562 13.22875656 15.        ]</w:t>
+      </w:r>
+      <w:r>
+        <w:br/>
+      </w:r>
+      <w:r>
+        <w:rPr>
+          <w:rStyle w:val="VerbatimChar"/>
+        </w:rPr>
+        <w:t xml:space="preserve">Logaritmo: [4.60517019 5.01063529 5.29831737 5.16478597 5.4161004 ]</w:t>
+      </w:r>
+      <w:r>
+        <w:br/>
+      </w:r>
+      <w:r>
+        <w:rPr>
+          <w:rStyle w:val="VerbatimChar"/>
+        </w:rPr>
+        <w:t xml:space="preserve">Exponencial: [1.10517092 1.22140276 1.34985881]</w:t>
       </w:r>
     </w:p>
     <w:bookmarkEnd w:id="59"/>
@@ -15288,6 +16518,119 @@
         <w:t xml:space="preserve">)</w:t>
       </w:r>
     </w:p>
+    <w:p>
+      <w:pPr>
+        <w:pStyle w:val="SourceCode"/>
+      </w:pPr>
+      <w:r>
+        <w:rPr>
+          <w:rStyle w:val="VerbatimChar"/>
+        </w:rPr>
+        <w:t xml:space="preserve">ANÁLISIS ESTADÍSTICO DE VENTAS</w:t>
+      </w:r>
+      <w:r>
+        <w:br/>
+      </w:r>
+      <w:r>
+        <w:rPr>
+          <w:rStyle w:val="VerbatimChar"/>
+        </w:rPr>
+        <w:t xml:space="preserve">========================================</w:t>
+      </w:r>
+      <w:r>
+        <w:br/>
+      </w:r>
+      <w:r>
+        <w:rPr>
+          <w:rStyle w:val="VerbatimChar"/>
+        </w:rPr>
+        <w:t xml:space="preserve">Media: S/ 59,750.00</w:t>
+      </w:r>
+      <w:r>
+        <w:br/>
+      </w:r>
+      <w:r>
+        <w:rPr>
+          <w:rStyle w:val="VerbatimChar"/>
+        </w:rPr>
+        <w:t xml:space="preserve">Mediana: S/ 59,500.00</w:t>
+      </w:r>
+      <w:r>
+        <w:br/>
+      </w:r>
+      <w:r>
+        <w:rPr>
+          <w:rStyle w:val="VerbatimChar"/>
+        </w:rPr>
+        <w:t xml:space="preserve">Desviación estándar: S/ 8,564.70</w:t>
+      </w:r>
+      <w:r>
+        <w:br/>
+      </w:r>
+      <w:r>
+        <w:rPr>
+          <w:rStyle w:val="VerbatimChar"/>
+        </w:rPr>
+        <w:t xml:space="preserve">Varianza: 73,354,166.67</w:t>
+      </w:r>
+      <w:r>
+        <w:br/>
+      </w:r>
+      <w:r>
+        <w:rPr>
+          <w:rStyle w:val="VerbatimChar"/>
+        </w:rPr>
+        <w:t xml:space="preserve">Mínimo: S/ 45,000.00</w:t>
+      </w:r>
+      <w:r>
+        <w:br/>
+      </w:r>
+      <w:r>
+        <w:rPr>
+          <w:rStyle w:val="VerbatimChar"/>
+        </w:rPr>
+        <w:t xml:space="preserve">Máximo: S/ 75,000.00</w:t>
+      </w:r>
+      <w:r>
+        <w:br/>
+      </w:r>
+      <w:r>
+        <w:rPr>
+          <w:rStyle w:val="VerbatimChar"/>
+        </w:rPr>
+        <w:t xml:space="preserve">Suma total: S/ 717,000.00</w:t>
+      </w:r>
+      <w:r>
+        <w:br/>
+      </w:r>
+      <w:r>
+        <w:br/>
+      </w:r>
+      <w:r>
+        <w:rPr>
+          <w:rStyle w:val="VerbatimChar"/>
+        </w:rPr>
+        <w:t xml:space="preserve">Percentil 25: S/ 54,250.00</w:t>
+      </w:r>
+      <w:r>
+        <w:br/>
+      </w:r>
+      <w:r>
+        <w:rPr>
+          <w:rStyle w:val="VerbatimChar"/>
+        </w:rPr>
+        <w:t xml:space="preserve">Percentil 50: S/ 59,500.00</w:t>
+      </w:r>
+      <w:r>
+        <w:br/>
+      </w:r>
+      <w:r>
+        <w:rPr>
+          <w:rStyle w:val="VerbatimChar"/>
+        </w:rPr>
+        <w:t xml:space="preserve">Percentil 75: S/ 65,750.00</w:t>
+      </w:r>
+    </w:p>
     <w:bookmarkEnd w:id="60"/>
     <w:bookmarkStart w:id="61" w:name="operaciones-con-matrices"/>
     <w:p>
@@ -15964,6 +17307,116 @@
           <w:rStyle w:val="NormalTok"/>
         </w:rPr>
         <w:t xml:space="preserve">(ventas_matriz.T)</w:t>
+      </w:r>
+    </w:p>
+    <w:p>
+      <w:pPr>
+        <w:pStyle w:val="SourceCode"/>
+      </w:pPr>
+      <w:r>
+        <w:rPr>
+          <w:rStyle w:val="VerbatimChar"/>
+        </w:rPr>
+        <w:t xml:space="preserve">Ventas por producto y región:</w:t>
+      </w:r>
+      <w:r>
+        <w:br/>
+      </w:r>
+      <w:r>
+        <w:rPr>
+          <w:rStyle w:val="VerbatimChar"/>
+        </w:rPr>
+        <w:t xml:space="preserve">[[10000 15000 12000]</w:t>
+      </w:r>
+      <w:r>
+        <w:br/>
+      </w:r>
+      <w:r>
+        <w:rPr>
+          <w:rStyle w:val="VerbatimChar"/>
+        </w:rPr>
+        <w:t xml:space="preserve"> [ 8000 12000  9000]</w:t>
+      </w:r>
+      <w:r>
+        <w:br/>
+      </w:r>
+      <w:r>
+        <w:rPr>
+          <w:rStyle w:val="VerbatimChar"/>
+        </w:rPr>
+        <w:t xml:space="preserve"> [15000 18000 14000]]</w:t>
+      </w:r>
+      <w:r>
+        <w:br/>
+      </w:r>
+      <w:r>
+        <w:br/>
+      </w:r>
+      <w:r>
+        <w:rPr>
+          <w:rStyle w:val="VerbatimChar"/>
+        </w:rPr>
+        <w:t xml:space="preserve">Total por producto: [37000 29000 47000]</w:t>
+      </w:r>
+      <w:r>
+        <w:br/>
+      </w:r>
+      <w:r>
+        <w:rPr>
+          <w:rStyle w:val="VerbatimChar"/>
+        </w:rPr>
+        <w:t xml:space="preserve">Total por región: [33000 45000 35000]</w:t>
+      </w:r>
+      <w:r>
+        <w:br/>
+      </w:r>
+      <w:r>
+        <w:br/>
+      </w:r>
+      <w:r>
+        <w:rPr>
+          <w:rStyle w:val="VerbatimChar"/>
+        </w:rPr>
+        <w:t xml:space="preserve">Promedio por producto: [12333.33333333  9666.66666667 15666.66666667]</w:t>
+      </w:r>
+      <w:r>
+        <w:br/>
+      </w:r>
+      <w:r>
+        <w:br/>
+      </w:r>
+      <w:r>
+        <w:rPr>
+          <w:rStyle w:val="VerbatimChar"/>
+        </w:rPr>
+        <w:t xml:space="preserve">Matriz transpuesta:</w:t>
+      </w:r>
+      <w:r>
+        <w:br/>
+      </w:r>
+      <w:r>
+        <w:rPr>
+          <w:rStyle w:val="VerbatimChar"/>
+        </w:rPr>
+        <w:t xml:space="preserve">[[10000  8000 15000]</w:t>
+      </w:r>
+      <w:r>
+        <w:br/>
+      </w:r>
+      <w:r>
+        <w:rPr>
+          <w:rStyle w:val="VerbatimChar"/>
+        </w:rPr>
+        <w:t xml:space="preserve"> [15000 12000 18000]</w:t>
+      </w:r>
+      <w:r>
+        <w:br/>
+      </w:r>
+      <w:r>
+        <w:rPr>
+          <w:rStyle w:val="VerbatimChar"/>
+        </w:rPr>
+        <w:t xml:space="preserve"> [12000  9000 14000]]</w:t>
       </w:r>
     </w:p>
     <w:bookmarkEnd w:id="61"/>
@@ -17149,6 +18602,107 @@
           <w:rStyle w:val="NormalTok"/>
         </w:rPr>
         <w:t xml:space="preserve">)</w:t>
+      </w:r>
+    </w:p>
+    <w:p>
+      <w:pPr>
+        <w:pStyle w:val="SourceCode"/>
+      </w:pPr>
+      <w:r>
+        <w:rPr>
+          <w:rStyle w:val="VerbatimChar"/>
+        </w:rPr>
+        <w:t xml:space="preserve">Uniforme [0,1]: [0.37454012 0.95071431 0.73199394 0.59865848 0.15601864]</w:t>
+      </w:r>
+      <w:r>
+        <w:br/>
+      </w:r>
+      <w:r>
+        <w:rPr>
+          <w:rStyle w:val="VerbatimChar"/>
+        </w:rPr>
+        <w:t xml:space="preserve">Uniforme [10,20]: [11.5599452  10.58083612 18.66176146 16.01115012 17.08072578]</w:t>
+      </w:r>
+      <w:r>
+        <w:br/>
+      </w:r>
+      <w:r>
+        <w:br/>
+      </w:r>
+      <w:r>
+        <w:rPr>
+          <w:rStyle w:val="VerbatimChar"/>
+        </w:rPr>
+        <w:t xml:space="preserve">Distribución normal (muestra de 1000):</w:t>
+      </w:r>
+      <w:r>
+        <w:br/>
+      </w:r>
+      <w:r>
+        <w:rPr>
+          <w:rStyle w:val="VerbatimChar"/>
+        </w:rPr>
+        <w:t xml:space="preserve">  Media: 100.29</w:t>
+      </w:r>
+      <w:r>
+        <w:br/>
+      </w:r>
+      <w:r>
+        <w:rPr>
+          <w:rStyle w:val="VerbatimChar"/>
+        </w:rPr>
+        <w:t xml:space="preserve">  Std: 14.67</w:t>
+      </w:r>
+      <w:r>
+        <w:br/>
+      </w:r>
+      <w:r>
+        <w:br/>
+      </w:r>
+      <w:r>
+        <w:rPr>
+          <w:rStyle w:val="VerbatimChar"/>
+        </w:rPr>
+        <w:t xml:space="preserve">Enteros aleatorios [1,100]: [62  7 75 84 80  4  6 58 22 26]</w:t>
+      </w:r>
+      <w:r>
+        <w:br/>
+      </w:r>
+      <w:r>
+        <w:br/>
+      </w:r>
+      <w:r>
+        <w:rPr>
+          <w:rStyle w:val="VerbatimChar"/>
+        </w:rPr>
+        <w:t xml:space="preserve">Simulación de precios de acción:</w:t>
+      </w:r>
+      <w:r>
+        <w:br/>
+      </w:r>
+      <w:r>
+        <w:rPr>
+          <w:rStyle w:val="VerbatimChar"/>
+        </w:rPr>
+        <w:t xml:space="preserve">  Precio inicial: S/ 100.00</w:t>
+      </w:r>
+      <w:r>
+        <w:br/>
+      </w:r>
+      <w:r>
+        <w:rPr>
+          <w:rStyle w:val="VerbatimChar"/>
+        </w:rPr>
+        <w:t xml:space="preserve">  Precio final: S/ 185.73</w:t>
+      </w:r>
+      <w:r>
+        <w:br/>
+      </w:r>
+      <w:r>
+        <w:rPr>
+          <w:rStyle w:val="VerbatimChar"/>
+        </w:rPr>
+        <w:t xml:space="preserve">  Retorno anual: 85.73%</w:t>
       </w:r>
     </w:p>
     <w:bookmarkEnd w:id="62"/>
@@ -18153,6 +19707,299 @@
         <w:t xml:space="preserve">(ventas_con_descuento)</w:t>
       </w:r>
     </w:p>
+    <w:p>
+      <w:pPr>
+        <w:pStyle w:val="SourceCode"/>
+      </w:pPr>
+      <w:r>
+        <w:rPr>
+          <w:rStyle w:val="VerbatimChar"/>
+        </w:rPr>
+        <w:t xml:space="preserve">Series de ventas:</w:t>
+      </w:r>
+      <w:r>
+        <w:br/>
+      </w:r>
+      <w:r>
+        <w:rPr>
+          <w:rStyle w:val="VerbatimChar"/>
+        </w:rPr>
+        <w:t xml:space="preserve">0    45000</w:t>
+      </w:r>
+      <w:r>
+        <w:br/>
+      </w:r>
+      <w:r>
+        <w:rPr>
+          <w:rStyle w:val="VerbatimChar"/>
+        </w:rPr>
+        <w:t xml:space="preserve">1    52000</w:t>
+      </w:r>
+      <w:r>
+        <w:br/>
+      </w:r>
+      <w:r>
+        <w:rPr>
+          <w:rStyle w:val="VerbatimChar"/>
+        </w:rPr>
+        <w:t xml:space="preserve">2    48000</w:t>
+      </w:r>
+      <w:r>
+        <w:br/>
+      </w:r>
+      <w:r>
+        <w:rPr>
+          <w:rStyle w:val="VerbatimChar"/>
+        </w:rPr>
+        <w:t xml:space="preserve">3    55000</w:t>
+      </w:r>
+      <w:r>
+        <w:br/>
+      </w:r>
+      <w:r>
+        <w:rPr>
+          <w:rStyle w:val="VerbatimChar"/>
+        </w:rPr>
+        <w:t xml:space="preserve">4    60000</w:t>
+      </w:r>
+      <w:r>
+        <w:br/>
+      </w:r>
+      <w:r>
+        <w:rPr>
+          <w:rStyle w:val="VerbatimChar"/>
+        </w:rPr>
+        <w:t xml:space="preserve">dtype: int64</w:t>
+      </w:r>
+      <w:r>
+        <w:br/>
+      </w:r>
+      <w:r>
+        <w:br/>
+      </w:r>
+      <w:r>
+        <w:rPr>
+          <w:rStyle w:val="VerbatimChar"/>
+        </w:rPr>
+        <w:t xml:space="preserve">Ventas por mes:</w:t>
+      </w:r>
+      <w:r>
+        <w:br/>
+      </w:r>
+      <w:r>
+        <w:rPr>
+          <w:rStyle w:val="VerbatimChar"/>
+        </w:rPr>
+        <w:t xml:space="preserve">Enero      45000</w:t>
+      </w:r>
+      <w:r>
+        <w:br/>
+      </w:r>
+      <w:r>
+        <w:rPr>
+          <w:rStyle w:val="VerbatimChar"/>
+        </w:rPr>
+        <w:t xml:space="preserve">Febrero    52000</w:t>
+      </w:r>
+      <w:r>
+        <w:br/>
+      </w:r>
+      <w:r>
+        <w:rPr>
+          <w:rStyle w:val="VerbatimChar"/>
+        </w:rPr>
+        <w:t xml:space="preserve">Marzo      48000</w:t>
+      </w:r>
+      <w:r>
+        <w:br/>
+      </w:r>
+      <w:r>
+        <w:rPr>
+          <w:rStyle w:val="VerbatimChar"/>
+        </w:rPr>
+        <w:t xml:space="preserve">Abril      55000</w:t>
+      </w:r>
+      <w:r>
+        <w:br/>
+      </w:r>
+      <w:r>
+        <w:rPr>
+          <w:rStyle w:val="VerbatimChar"/>
+        </w:rPr>
+        <w:t xml:space="preserve">Mayo       60000</w:t>
+      </w:r>
+      <w:r>
+        <w:br/>
+      </w:r>
+      <w:r>
+        <w:rPr>
+          <w:rStyle w:val="VerbatimChar"/>
+        </w:rPr>
+        <w:t xml:space="preserve">dtype: int64</w:t>
+      </w:r>
+      <w:r>
+        <w:br/>
+      </w:r>
+      <w:r>
+        <w:br/>
+      </w:r>
+      <w:r>
+        <w:rPr>
+          <w:rStyle w:val="VerbatimChar"/>
+        </w:rPr>
+        <w:t xml:space="preserve">Ventas de Marzo: S/ 48,000.00</w:t>
+      </w:r>
+      <w:r>
+        <w:br/>
+      </w:r>
+      <w:r>
+        <w:rPr>
+          <w:rStyle w:val="VerbatimChar"/>
+        </w:rPr>
+        <w:t xml:space="preserve">Ventas de Enero a Marzo:</w:t>
+      </w:r>
+      <w:r>
+        <w:br/>
+      </w:r>
+      <w:r>
+        <w:rPr>
+          <w:rStyle w:val="VerbatimChar"/>
+        </w:rPr>
+        <w:t xml:space="preserve">Enero      45000</w:t>
+      </w:r>
+      <w:r>
+        <w:br/>
+      </w:r>
+      <w:r>
+        <w:rPr>
+          <w:rStyle w:val="VerbatimChar"/>
+        </w:rPr>
+        <w:t xml:space="preserve">Febrero    52000</w:t>
+      </w:r>
+      <w:r>
+        <w:br/>
+      </w:r>
+      <w:r>
+        <w:rPr>
+          <w:rStyle w:val="VerbatimChar"/>
+        </w:rPr>
+        <w:t xml:space="preserve">Marzo      48000</w:t>
+      </w:r>
+      <w:r>
+        <w:br/>
+      </w:r>
+      <w:r>
+        <w:rPr>
+          <w:rStyle w:val="VerbatimChar"/>
+        </w:rPr>
+        <w:t xml:space="preserve">dtype: int64</w:t>
+      </w:r>
+      <w:r>
+        <w:br/>
+      </w:r>
+      <w:r>
+        <w:br/>
+      </w:r>
+      <w:r>
+        <w:rPr>
+          <w:rStyle w:val="VerbatimChar"/>
+        </w:rPr>
+        <w:t xml:space="preserve">Estadísticas:</w:t>
+      </w:r>
+      <w:r>
+        <w:br/>
+      </w:r>
+      <w:r>
+        <w:rPr>
+          <w:rStyle w:val="VerbatimChar"/>
+        </w:rPr>
+        <w:t xml:space="preserve">  Media: S/ 52,000.00</w:t>
+      </w:r>
+      <w:r>
+        <w:br/>
+      </w:r>
+      <w:r>
+        <w:rPr>
+          <w:rStyle w:val="VerbatimChar"/>
+        </w:rPr>
+        <w:t xml:space="preserve">  Máximo: S/ 60,000.00</w:t>
+      </w:r>
+      <w:r>
+        <w:br/>
+      </w:r>
+      <w:r>
+        <w:rPr>
+          <w:rStyle w:val="VerbatimChar"/>
+        </w:rPr>
+        <w:t xml:space="preserve">  Suma: S/ 260,000.00</w:t>
+      </w:r>
+      <w:r>
+        <w:br/>
+      </w:r>
+      <w:r>
+        <w:br/>
+      </w:r>
+      <w:r>
+        <w:rPr>
+          <w:rStyle w:val="VerbatimChar"/>
+        </w:rPr>
+        <w:t xml:space="preserve">Ventas con descuento 5%:</w:t>
+      </w:r>
+      <w:r>
+        <w:br/>
+      </w:r>
+      <w:r>
+        <w:rPr>
+          <w:rStyle w:val="VerbatimChar"/>
+        </w:rPr>
+        <w:t xml:space="preserve">Enero      42750.0</w:t>
+      </w:r>
+      <w:r>
+        <w:br/>
+      </w:r>
+      <w:r>
+        <w:rPr>
+          <w:rStyle w:val="VerbatimChar"/>
+        </w:rPr>
+        <w:t xml:space="preserve">Febrero    49400.0</w:t>
+      </w:r>
+      <w:r>
+        <w:br/>
+      </w:r>
+      <w:r>
+        <w:rPr>
+          <w:rStyle w:val="VerbatimChar"/>
+        </w:rPr>
+        <w:t xml:space="preserve">Marzo      45600.0</w:t>
+      </w:r>
+      <w:r>
+        <w:br/>
+      </w:r>
+      <w:r>
+        <w:rPr>
+          <w:rStyle w:val="VerbatimChar"/>
+        </w:rPr>
+        <w:t xml:space="preserve">Abril      52250.0</w:t>
+      </w:r>
+      <w:r>
+        <w:br/>
+      </w:r>
+      <w:r>
+        <w:rPr>
+          <w:rStyle w:val="VerbatimChar"/>
+        </w:rPr>
+        <w:t xml:space="preserve">Mayo       57000.0</w:t>
+      </w:r>
+      <w:r>
+        <w:br/>
+      </w:r>
+      <w:r>
+        <w:rPr>
+          <w:rStyle w:val="VerbatimChar"/>
+        </w:rPr>
+        <w:t xml:space="preserve">dtype: float64</w:t>
+      </w:r>
+    </w:p>
     <w:bookmarkEnd w:id="65"/>
     <w:bookmarkStart w:id="66" w:name="dataframes"/>
     <w:p>
@@ -18838,6 +20685,179 @@
           <w:rStyle w:val="NormalTok"/>
         </w:rPr>
         <w:t xml:space="preserve">))</w:t>
+      </w:r>
+    </w:p>
+    <w:p>
+      <w:pPr>
+        <w:pStyle w:val="SourceCode"/>
+      </w:pPr>
+      <w:r>
+        <w:rPr>
+          <w:rStyle w:val="VerbatimChar"/>
+        </w:rPr>
+        <w:t xml:space="preserve">DataFrame de productos:</w:t>
+      </w:r>
+      <w:r>
+        <w:br/>
+      </w:r>
+      <w:r>
+        <w:rPr>
+          <w:rStyle w:val="VerbatimChar"/>
+        </w:rPr>
+        <w:t xml:space="preserve">  Producto  Cantidad  Precio     Categoria</w:t>
+      </w:r>
+      <w:r>
+        <w:br/>
+      </w:r>
+      <w:r>
+        <w:rPr>
+          <w:rStyle w:val="VerbatimChar"/>
+        </w:rPr>
+        <w:t xml:space="preserve">0   Laptop        15    2500  Computadoras</w:t>
+      </w:r>
+      <w:r>
+        <w:br/>
+      </w:r>
+      <w:r>
+        <w:rPr>
+          <w:rStyle w:val="VerbatimChar"/>
+        </w:rPr>
+        <w:t xml:space="preserve">1    Mouse       100      25    Accesorios</w:t>
+      </w:r>
+      <w:r>
+        <w:br/>
+      </w:r>
+      <w:r>
+        <w:rPr>
+          <w:rStyle w:val="VerbatimChar"/>
+        </w:rPr>
+        <w:t xml:space="preserve">2  Teclado        50      80    Accesorios</w:t>
+      </w:r>
+      <w:r>
+        <w:br/>
+      </w:r>
+      <w:r>
+        <w:rPr>
+          <w:rStyle w:val="VerbatimChar"/>
+        </w:rPr>
+        <w:t xml:space="preserve">3  Monitor        25     800  Computadoras</w:t>
+      </w:r>
+      <w:r>
+        <w:br/>
+      </w:r>
+      <w:r>
+        <w:br/>
+      </w:r>
+      <w:r>
+        <w:rPr>
+          <w:rStyle w:val="VerbatimChar"/>
+        </w:rPr>
+        <w:t xml:space="preserve">Forma: (4, 4)</w:t>
+      </w:r>
+      <w:r>
+        <w:br/>
+      </w:r>
+      <w:r>
+        <w:rPr>
+          <w:rStyle w:val="VerbatimChar"/>
+        </w:rPr>
+        <w:t xml:space="preserve">Columnas: ['Producto', 'Cantidad', 'Precio', 'Categoria']</w:t>
+      </w:r>
+      <w:r>
+        <w:br/>
+      </w:r>
+      <w:r>
+        <w:br/>
+      </w:r>
+      <w:r>
+        <w:rPr>
+          <w:rStyle w:val="VerbatimChar"/>
+        </w:rPr>
+        <w:t xml:space="preserve">Tipos de datos:</w:t>
+      </w:r>
+      <w:r>
+        <w:br/>
+      </w:r>
+      <w:r>
+        <w:rPr>
+          <w:rStyle w:val="VerbatimChar"/>
+        </w:rPr>
+        <w:t xml:space="preserve">Producto     object</w:t>
+      </w:r>
+      <w:r>
+        <w:br/>
+      </w:r>
+      <w:r>
+        <w:rPr>
+          <w:rStyle w:val="VerbatimChar"/>
+        </w:rPr>
+        <w:t xml:space="preserve">Cantidad      int64</w:t>
+      </w:r>
+      <w:r>
+        <w:br/>
+      </w:r>
+      <w:r>
+        <w:rPr>
+          <w:rStyle w:val="VerbatimChar"/>
+        </w:rPr>
+        <w:t xml:space="preserve">Precio        int64</w:t>
+      </w:r>
+      <w:r>
+        <w:br/>
+      </w:r>
+      <w:r>
+        <w:rPr>
+          <w:rStyle w:val="VerbatimChar"/>
+        </w:rPr>
+        <w:t xml:space="preserve">Categoria    object</w:t>
+      </w:r>
+      <w:r>
+        <w:br/>
+      </w:r>
+      <w:r>
+        <w:rPr>
+          <w:rStyle w:val="VerbatimChar"/>
+        </w:rPr>
+        <w:t xml:space="preserve">dtype: object</w:t>
+      </w:r>
+      <w:r>
+        <w:br/>
+      </w:r>
+      <w:r>
+        <w:br/>
+      </w:r>
+      <w:r>
+        <w:rPr>
+          <w:rStyle w:val="VerbatimChar"/>
+        </w:rPr>
+        <w:t xml:space="preserve">Primeras 2 filas:</w:t>
+      </w:r>
+      <w:r>
+        <w:br/>
+      </w:r>
+      <w:r>
+        <w:rPr>
+          <w:rStyle w:val="VerbatimChar"/>
+        </w:rPr>
+        <w:t xml:space="preserve">  Producto  Cantidad  Precio     Categoria</w:t>
+      </w:r>
+      <w:r>
+        <w:br/>
+      </w:r>
+      <w:r>
+        <w:rPr>
+          <w:rStyle w:val="VerbatimChar"/>
+        </w:rPr>
+        <w:t xml:space="preserve">0   Laptop        15    2500  Computadoras</w:t>
+      </w:r>
+      <w:r>
+        <w:br/>
+      </w:r>
+      <w:r>
+        <w:rPr>
+          <w:rStyle w:val="VerbatimChar"/>
+        </w:rPr>
+        <w:t xml:space="preserve">1    Mouse       100      25    Accesorios</w:t>
       </w:r>
     </w:p>
     <w:bookmarkEnd w:id="66"/>
@@ -19431,6 +21451,302 @@
         <w:t xml:space="preserve">(df.describe())</w:t>
       </w:r>
     </w:p>
+    <w:p>
+      <w:pPr>
+        <w:pStyle w:val="SourceCode"/>
+      </w:pPr>
+      <w:r>
+        <w:br/>
+      </w:r>
+      <w:r>
+        <w:rPr>
+          <w:rStyle w:val="VerbatimChar"/>
+        </w:rPr>
+        <w:t xml:space="preserve">DataFrame con columna Total:</w:t>
+      </w:r>
+      <w:r>
+        <w:br/>
+      </w:r>
+      <w:r>
+        <w:rPr>
+          <w:rStyle w:val="VerbatimChar"/>
+        </w:rPr>
+        <w:t xml:space="preserve">  Producto  Cantidad  Precio     Categoria  Total</w:t>
+      </w:r>
+      <w:r>
+        <w:br/>
+      </w:r>
+      <w:r>
+        <w:rPr>
+          <w:rStyle w:val="VerbatimChar"/>
+        </w:rPr>
+        <w:t xml:space="preserve">0   Laptop        15    2500  Computadoras  37500</w:t>
+      </w:r>
+      <w:r>
+        <w:br/>
+      </w:r>
+      <w:r>
+        <w:rPr>
+          <w:rStyle w:val="VerbatimChar"/>
+        </w:rPr>
+        <w:t xml:space="preserve">1    Mouse       100      25    Accesorios   2500</w:t>
+      </w:r>
+      <w:r>
+        <w:br/>
+      </w:r>
+      <w:r>
+        <w:rPr>
+          <w:rStyle w:val="VerbatimChar"/>
+        </w:rPr>
+        <w:t xml:space="preserve">2  Teclado        50      80    Accesorios   4000</w:t>
+      </w:r>
+      <w:r>
+        <w:br/>
+      </w:r>
+      <w:r>
+        <w:rPr>
+          <w:rStyle w:val="VerbatimChar"/>
+        </w:rPr>
+        <w:t xml:space="preserve">3  Monitor        25     800  Computadoras  20000</w:t>
+      </w:r>
+      <w:r>
+        <w:br/>
+      </w:r>
+      <w:r>
+        <w:br/>
+      </w:r>
+      <w:r>
+        <w:rPr>
+          <w:rStyle w:val="VerbatimChar"/>
+        </w:rPr>
+        <w:t xml:space="preserve">Solo Producto y Total:</w:t>
+      </w:r>
+      <w:r>
+        <w:br/>
+      </w:r>
+      <w:r>
+        <w:rPr>
+          <w:rStyle w:val="VerbatimChar"/>
+        </w:rPr>
+        <w:t xml:space="preserve">  Producto  Total</w:t>
+      </w:r>
+      <w:r>
+        <w:br/>
+      </w:r>
+      <w:r>
+        <w:rPr>
+          <w:rStyle w:val="VerbatimChar"/>
+        </w:rPr>
+        <w:t xml:space="preserve">0   Laptop  37500</w:t>
+      </w:r>
+      <w:r>
+        <w:br/>
+      </w:r>
+      <w:r>
+        <w:rPr>
+          <w:rStyle w:val="VerbatimChar"/>
+        </w:rPr>
+        <w:t xml:space="preserve">1    Mouse   2500</w:t>
+      </w:r>
+      <w:r>
+        <w:br/>
+      </w:r>
+      <w:r>
+        <w:rPr>
+          <w:rStyle w:val="VerbatimChar"/>
+        </w:rPr>
+        <w:t xml:space="preserve">2  Teclado   4000</w:t>
+      </w:r>
+      <w:r>
+        <w:br/>
+      </w:r>
+      <w:r>
+        <w:rPr>
+          <w:rStyle w:val="VerbatimChar"/>
+        </w:rPr>
+        <w:t xml:space="preserve">3  Monitor  20000</w:t>
+      </w:r>
+      <w:r>
+        <w:br/>
+      </w:r>
+      <w:r>
+        <w:br/>
+      </w:r>
+      <w:r>
+        <w:rPr>
+          <w:rStyle w:val="VerbatimChar"/>
+        </w:rPr>
+        <w:t xml:space="preserve">Productos caros (&gt;S/ 100):</w:t>
+      </w:r>
+      <w:r>
+        <w:br/>
+      </w:r>
+      <w:r>
+        <w:rPr>
+          <w:rStyle w:val="VerbatimChar"/>
+        </w:rPr>
+        <w:t xml:space="preserve">  Producto  Cantidad  Precio     Categoria  Total</w:t>
+      </w:r>
+      <w:r>
+        <w:br/>
+      </w:r>
+      <w:r>
+        <w:rPr>
+          <w:rStyle w:val="VerbatimChar"/>
+        </w:rPr>
+        <w:t xml:space="preserve">0   Laptop        15    2500  Computadoras  37500</w:t>
+      </w:r>
+      <w:r>
+        <w:br/>
+      </w:r>
+      <w:r>
+        <w:rPr>
+          <w:rStyle w:val="VerbatimChar"/>
+        </w:rPr>
+        <w:t xml:space="preserve">3  Monitor        25     800  Computadoras  20000</w:t>
+      </w:r>
+      <w:r>
+        <w:br/>
+      </w:r>
+      <w:r>
+        <w:br/>
+      </w:r>
+      <w:r>
+        <w:rPr>
+          <w:rStyle w:val="VerbatimChar"/>
+        </w:rPr>
+        <w:t xml:space="preserve">Por categoría:</w:t>
+      </w:r>
+      <w:r>
+        <w:br/>
+      </w:r>
+      <w:r>
+        <w:rPr>
+          <w:rStyle w:val="VerbatimChar"/>
+        </w:rPr>
+        <w:t xml:space="preserve">              Cantidad  Total</w:t>
+      </w:r>
+      <w:r>
+        <w:br/>
+      </w:r>
+      <w:r>
+        <w:rPr>
+          <w:rStyle w:val="VerbatimChar"/>
+        </w:rPr>
+        <w:t xml:space="preserve">Categoria                    </w:t>
+      </w:r>
+      <w:r>
+        <w:br/>
+      </w:r>
+      <w:r>
+        <w:rPr>
+          <w:rStyle w:val="VerbatimChar"/>
+        </w:rPr>
+        <w:t xml:space="preserve">Accesorios         150   6500</w:t>
+      </w:r>
+      <w:r>
+        <w:br/>
+      </w:r>
+      <w:r>
+        <w:rPr>
+          <w:rStyle w:val="VerbatimChar"/>
+        </w:rPr>
+        <w:t xml:space="preserve">Computadoras        40  57500</w:t>
+      </w:r>
+      <w:r>
+        <w:br/>
+      </w:r>
+      <w:r>
+        <w:br/>
+      </w:r>
+      <w:r>
+        <w:rPr>
+          <w:rStyle w:val="VerbatimChar"/>
+        </w:rPr>
+        <w:t xml:space="preserve">Estadísticas:</w:t>
+      </w:r>
+      <w:r>
+        <w:br/>
+      </w:r>
+      <w:r>
+        <w:rPr>
+          <w:rStyle w:val="VerbatimChar"/>
+        </w:rPr>
+        <w:t xml:space="preserve">         Cantidad       Precio         Total</w:t>
+      </w:r>
+      <w:r>
+        <w:br/>
+      </w:r>
+      <w:r>
+        <w:rPr>
+          <w:rStyle w:val="VerbatimChar"/>
+        </w:rPr>
+        <w:t xml:space="preserve">count    4.000000     4.000000      4.000000</w:t>
+      </w:r>
+      <w:r>
+        <w:br/>
+      </w:r>
+      <w:r>
+        <w:rPr>
+          <w:rStyle w:val="VerbatimChar"/>
+        </w:rPr>
+        <w:t xml:space="preserve">mean    47.500000   851.250000  16000.000000</w:t>
+      </w:r>
+      <w:r>
+        <w:br/>
+      </w:r>
+      <w:r>
+        <w:rPr>
+          <w:rStyle w:val="VerbatimChar"/>
+        </w:rPr>
+        <w:t xml:space="preserve">std     37.969286  1154.486719  16375.795146</w:t>
+      </w:r>
+      <w:r>
+        <w:br/>
+      </w:r>
+      <w:r>
+        <w:rPr>
+          <w:rStyle w:val="VerbatimChar"/>
+        </w:rPr>
+        <w:t xml:space="preserve">min     15.000000    25.000000   2500.000000</w:t>
+      </w:r>
+      <w:r>
+        <w:br/>
+      </w:r>
+      <w:r>
+        <w:rPr>
+          <w:rStyle w:val="VerbatimChar"/>
+        </w:rPr>
+        <w:t xml:space="preserve">25%     22.500000    66.250000   3625.000000</w:t>
+      </w:r>
+      <w:r>
+        <w:br/>
+      </w:r>
+      <w:r>
+        <w:rPr>
+          <w:rStyle w:val="VerbatimChar"/>
+        </w:rPr>
+        <w:t xml:space="preserve">50%     37.500000   440.000000  12000.000000</w:t>
+      </w:r>
+      <w:r>
+        <w:br/>
+      </w:r>
+      <w:r>
+        <w:rPr>
+          <w:rStyle w:val="VerbatimChar"/>
+        </w:rPr>
+        <w:t xml:space="preserve">75%     62.500000  1225.000000  24375.000000</w:t>
+      </w:r>
+      <w:r>
+        <w:br/>
+      </w:r>
+      <w:r>
+        <w:rPr>
+          <w:rStyle w:val="VerbatimChar"/>
+        </w:rPr>
+        <w:t xml:space="preserve">max    100.000000  2500.000000  37500.000000</w:t>
+      </w:r>
+    </w:p>
     <w:bookmarkEnd w:id="67"/>
     <w:bookmarkStart w:id="68" w:name="lectura-y-escritura-de-datos"/>
     <w:p>
@@ -20059,6 +22375,149 @@
           <w:rStyle w:val="CommentTok"/>
         </w:rPr>
         <w:t xml:space="preserve"># datos_economicos.to_excel('datos_macro.xlsx', index=False)</w:t>
+      </w:r>
+    </w:p>
+    <w:p>
+      <w:pPr>
+        <w:pStyle w:val="SourceCode"/>
+      </w:pPr>
+      <w:r>
+        <w:rPr>
+          <w:rStyle w:val="VerbatimChar"/>
+        </w:rPr>
+        <w:t xml:space="preserve">Datos macroeconómicos:</w:t>
+      </w:r>
+      <w:r>
+        <w:br/>
+      </w:r>
+      <w:r>
+        <w:rPr>
+          <w:rStyle w:val="VerbatimChar"/>
+        </w:rPr>
+        <w:t xml:space="preserve">    Año     PIB  Inflacion  Desempleo</w:t>
+      </w:r>
+      <w:r>
+        <w:br/>
+      </w:r>
+      <w:r>
+        <w:rPr>
+          <w:rStyle w:val="VerbatimChar"/>
+        </w:rPr>
+        <w:t xml:space="preserve">0  2019  230000        2.1        6.7</w:t>
+      </w:r>
+      <w:r>
+        <w:br/>
+      </w:r>
+      <w:r>
+        <w:rPr>
+          <w:rStyle w:val="VerbatimChar"/>
+        </w:rPr>
+        <w:t xml:space="preserve">1  2020  225000        1.8       13.0</w:t>
+      </w:r>
+      <w:r>
+        <w:br/>
+      </w:r>
+      <w:r>
+        <w:rPr>
+          <w:rStyle w:val="VerbatimChar"/>
+        </w:rPr>
+        <w:t xml:space="preserve">2  2021  245000        3.5       11.9</w:t>
+      </w:r>
+      <w:r>
+        <w:br/>
+      </w:r>
+      <w:r>
+        <w:rPr>
+          <w:rStyle w:val="VerbatimChar"/>
+        </w:rPr>
+        <w:t xml:space="preserve">3  2022  250000        8.3        7.8</w:t>
+      </w:r>
+      <w:r>
+        <w:br/>
+      </w:r>
+      <w:r>
+        <w:rPr>
+          <w:rStyle w:val="VerbatimChar"/>
+        </w:rPr>
+        <w:t xml:space="preserve">4  2023  258000        6.5        7.2</w:t>
+      </w:r>
+      <w:r>
+        <w:br/>
+      </w:r>
+      <w:r>
+        <w:br/>
+      </w:r>
+      <w:r>
+        <w:rPr>
+          <w:rStyle w:val="VerbatimChar"/>
+        </w:rPr>
+        <w:t xml:space="preserve">Datos guardados en 'datos_macro.csv'</w:t>
+      </w:r>
+      <w:r>
+        <w:br/>
+      </w:r>
+      <w:r>
+        <w:br/>
+      </w:r>
+      <w:r>
+        <w:rPr>
+          <w:rStyle w:val="VerbatimChar"/>
+        </w:rPr>
+        <w:t xml:space="preserve">Datos leídos desde CSV:</w:t>
+      </w:r>
+      <w:r>
+        <w:br/>
+      </w:r>
+      <w:r>
+        <w:rPr>
+          <w:rStyle w:val="VerbatimChar"/>
+        </w:rPr>
+        <w:t xml:space="preserve">    Año     PIB  Inflacion  Desempleo</w:t>
+      </w:r>
+      <w:r>
+        <w:br/>
+      </w:r>
+      <w:r>
+        <w:rPr>
+          <w:rStyle w:val="VerbatimChar"/>
+        </w:rPr>
+        <w:t xml:space="preserve">0  2019  230000        2.1        6.7</w:t>
+      </w:r>
+      <w:r>
+        <w:br/>
+      </w:r>
+      <w:r>
+        <w:rPr>
+          <w:rStyle w:val="VerbatimChar"/>
+        </w:rPr>
+        <w:t xml:space="preserve">1  2020  225000        1.8       13.0</w:t>
+      </w:r>
+      <w:r>
+        <w:br/>
+      </w:r>
+      <w:r>
+        <w:rPr>
+          <w:rStyle w:val="VerbatimChar"/>
+        </w:rPr>
+        <w:t xml:space="preserve">2  2021  245000        3.5       11.9</w:t>
+      </w:r>
+      <w:r>
+        <w:br/>
+      </w:r>
+      <w:r>
+        <w:rPr>
+          <w:rStyle w:val="VerbatimChar"/>
+        </w:rPr>
+        <w:t xml:space="preserve">3  2022  250000        8.3        7.8</w:t>
+      </w:r>
+      <w:r>
+        <w:br/>
+      </w:r>
+      <w:r>
+        <w:rPr>
+          <w:rStyle w:val="VerbatimChar"/>
+        </w:rPr>
+        <w:t xml:space="preserve">4  2023  258000        6.5        7.2</w:t>
       </w:r>
     </w:p>
     <w:bookmarkEnd w:id="68"/>
@@ -20872,6 +23331,422 @@
           <w:rStyle w:val="NormalTok"/>
         </w:rPr>
         <w:t xml:space="preserve">)</w:t>
+      </w:r>
+    </w:p>
+    <w:p>
+      <w:pPr>
+        <w:pStyle w:val="SourceCode"/>
+      </w:pPr>
+      <w:r>
+        <w:rPr>
+          <w:rStyle w:val="VerbatimChar"/>
+        </w:rPr>
+        <w:t xml:space="preserve">Ventas mensuales:</w:t>
+      </w:r>
+      <w:r>
+        <w:br/>
+      </w:r>
+      <w:r>
+        <w:rPr>
+          <w:rStyle w:val="VerbatimChar"/>
+        </w:rPr>
+        <w:t xml:space="preserve">2023-01-31    45000</w:t>
+      </w:r>
+      <w:r>
+        <w:br/>
+      </w:r>
+      <w:r>
+        <w:rPr>
+          <w:rStyle w:val="VerbatimChar"/>
+        </w:rPr>
+        <w:t xml:space="preserve">2023-02-28    52000</w:t>
+      </w:r>
+      <w:r>
+        <w:br/>
+      </w:r>
+      <w:r>
+        <w:rPr>
+          <w:rStyle w:val="VerbatimChar"/>
+        </w:rPr>
+        <w:t xml:space="preserve">2023-03-31    48000</w:t>
+      </w:r>
+      <w:r>
+        <w:br/>
+      </w:r>
+      <w:r>
+        <w:rPr>
+          <w:rStyle w:val="VerbatimChar"/>
+        </w:rPr>
+        <w:t xml:space="preserve">2023-04-30    55000</w:t>
+      </w:r>
+      <w:r>
+        <w:br/>
+      </w:r>
+      <w:r>
+        <w:rPr>
+          <w:rStyle w:val="VerbatimChar"/>
+        </w:rPr>
+        <w:t xml:space="preserve">2023-05-31    60000</w:t>
+      </w:r>
+      <w:r>
+        <w:br/>
+      </w:r>
+      <w:r>
+        <w:rPr>
+          <w:rStyle w:val="VerbatimChar"/>
+        </w:rPr>
+        <w:t xml:space="preserve">2023-06-30    58000</w:t>
+      </w:r>
+      <w:r>
+        <w:br/>
+      </w:r>
+      <w:r>
+        <w:rPr>
+          <w:rStyle w:val="VerbatimChar"/>
+        </w:rPr>
+        <w:t xml:space="preserve">2023-07-31    62000</w:t>
+      </w:r>
+      <w:r>
+        <w:br/>
+      </w:r>
+      <w:r>
+        <w:rPr>
+          <w:rStyle w:val="VerbatimChar"/>
+        </w:rPr>
+        <w:t xml:space="preserve">2023-08-31    59000</w:t>
+      </w:r>
+      <w:r>
+        <w:br/>
+      </w:r>
+      <w:r>
+        <w:rPr>
+          <w:rStyle w:val="VerbatimChar"/>
+        </w:rPr>
+        <w:t xml:space="preserve">2023-09-30    65000</w:t>
+      </w:r>
+      <w:r>
+        <w:br/>
+      </w:r>
+      <w:r>
+        <w:rPr>
+          <w:rStyle w:val="VerbatimChar"/>
+        </w:rPr>
+        <w:t xml:space="preserve">2023-10-31    70000</w:t>
+      </w:r>
+      <w:r>
+        <w:br/>
+      </w:r>
+      <w:r>
+        <w:rPr>
+          <w:rStyle w:val="VerbatimChar"/>
+        </w:rPr>
+        <w:t xml:space="preserve">2023-11-30    68000</w:t>
+      </w:r>
+      <w:r>
+        <w:br/>
+      </w:r>
+      <w:r>
+        <w:rPr>
+          <w:rStyle w:val="VerbatimChar"/>
+        </w:rPr>
+        <w:t xml:space="preserve">2023-12-31    75000</w:t>
+      </w:r>
+      <w:r>
+        <w:br/>
+      </w:r>
+      <w:r>
+        <w:rPr>
+          <w:rStyle w:val="VerbatimChar"/>
+        </w:rPr>
+        <w:t xml:space="preserve">Freq: ME, dtype: int64</w:t>
+      </w:r>
+      <w:r>
+        <w:br/>
+      </w:r>
+      <w:r>
+        <w:br/>
+      </w:r>
+      <w:r>
+        <w:rPr>
+          <w:rStyle w:val="VerbatimChar"/>
+        </w:rPr>
+        <w:t xml:space="preserve">Variación porcentual:</w:t>
+      </w:r>
+      <w:r>
+        <w:br/>
+      </w:r>
+      <w:r>
+        <w:rPr>
+          <w:rStyle w:val="VerbatimChar"/>
+        </w:rPr>
+        <w:t xml:space="preserve">2023-01-31          NaN</w:t>
+      </w:r>
+      <w:r>
+        <w:br/>
+      </w:r>
+      <w:r>
+        <w:rPr>
+          <w:rStyle w:val="VerbatimChar"/>
+        </w:rPr>
+        <w:t xml:space="preserve">2023-02-28    15.555556</w:t>
+      </w:r>
+      <w:r>
+        <w:br/>
+      </w:r>
+      <w:r>
+        <w:rPr>
+          <w:rStyle w:val="VerbatimChar"/>
+        </w:rPr>
+        <w:t xml:space="preserve">2023-03-31    -7.692308</w:t>
+      </w:r>
+      <w:r>
+        <w:br/>
+      </w:r>
+      <w:r>
+        <w:rPr>
+          <w:rStyle w:val="VerbatimChar"/>
+        </w:rPr>
+        <w:t xml:space="preserve">2023-04-30    14.583333</w:t>
+      </w:r>
+      <w:r>
+        <w:br/>
+      </w:r>
+      <w:r>
+        <w:rPr>
+          <w:rStyle w:val="VerbatimChar"/>
+        </w:rPr>
+        <w:t xml:space="preserve">2023-05-31     9.090909</w:t>
+      </w:r>
+      <w:r>
+        <w:br/>
+      </w:r>
+      <w:r>
+        <w:rPr>
+          <w:rStyle w:val="VerbatimChar"/>
+        </w:rPr>
+        <w:t xml:space="preserve">2023-06-30    -3.333333</w:t>
+      </w:r>
+      <w:r>
+        <w:br/>
+      </w:r>
+      <w:r>
+        <w:rPr>
+          <w:rStyle w:val="VerbatimChar"/>
+        </w:rPr>
+        <w:t xml:space="preserve">2023-07-31     6.896552</w:t>
+      </w:r>
+      <w:r>
+        <w:br/>
+      </w:r>
+      <w:r>
+        <w:rPr>
+          <w:rStyle w:val="VerbatimChar"/>
+        </w:rPr>
+        <w:t xml:space="preserve">2023-08-31    -4.838710</w:t>
+      </w:r>
+      <w:r>
+        <w:br/>
+      </w:r>
+      <w:r>
+        <w:rPr>
+          <w:rStyle w:val="VerbatimChar"/>
+        </w:rPr>
+        <w:t xml:space="preserve">2023-09-30    10.169492</w:t>
+      </w:r>
+      <w:r>
+        <w:br/>
+      </w:r>
+      <w:r>
+        <w:rPr>
+          <w:rStyle w:val="VerbatimChar"/>
+        </w:rPr>
+        <w:t xml:space="preserve">2023-10-31     7.692308</w:t>
+      </w:r>
+      <w:r>
+        <w:br/>
+      </w:r>
+      <w:r>
+        <w:rPr>
+          <w:rStyle w:val="VerbatimChar"/>
+        </w:rPr>
+        <w:t xml:space="preserve">2023-11-30    -2.857143</w:t>
+      </w:r>
+      <w:r>
+        <w:br/>
+      </w:r>
+      <w:r>
+        <w:rPr>
+          <w:rStyle w:val="VerbatimChar"/>
+        </w:rPr>
+        <w:t xml:space="preserve">2023-12-31    10.294118</w:t>
+      </w:r>
+      <w:r>
+        <w:br/>
+      </w:r>
+      <w:r>
+        <w:rPr>
+          <w:rStyle w:val="VerbatimChar"/>
+        </w:rPr>
+        <w:t xml:space="preserve">Freq: ME, dtype: float64</w:t>
+      </w:r>
+      <w:r>
+        <w:br/>
+      </w:r>
+      <w:r>
+        <w:br/>
+      </w:r>
+      <w:r>
+        <w:rPr>
+          <w:rStyle w:val="VerbatimChar"/>
+        </w:rPr>
+        <w:t xml:space="preserve">Promedio móvil (3 meses):</w:t>
+      </w:r>
+      <w:r>
+        <w:br/>
+      </w:r>
+      <w:r>
+        <w:rPr>
+          <w:rStyle w:val="VerbatimChar"/>
+        </w:rPr>
+        <w:t xml:space="preserve">2023-01-31             NaN</w:t>
+      </w:r>
+      <w:r>
+        <w:br/>
+      </w:r>
+      <w:r>
+        <w:rPr>
+          <w:rStyle w:val="VerbatimChar"/>
+        </w:rPr>
+        <w:t xml:space="preserve">2023-02-28             NaN</w:t>
+      </w:r>
+      <w:r>
+        <w:br/>
+      </w:r>
+      <w:r>
+        <w:rPr>
+          <w:rStyle w:val="VerbatimChar"/>
+        </w:rPr>
+        <w:t xml:space="preserve">2023-03-31    48333.333333</w:t>
+      </w:r>
+      <w:r>
+        <w:br/>
+      </w:r>
+      <w:r>
+        <w:rPr>
+          <w:rStyle w:val="VerbatimChar"/>
+        </w:rPr>
+        <w:t xml:space="preserve">2023-04-30    51666.666667</w:t>
+      </w:r>
+      <w:r>
+        <w:br/>
+      </w:r>
+      <w:r>
+        <w:rPr>
+          <w:rStyle w:val="VerbatimChar"/>
+        </w:rPr>
+        <w:t xml:space="preserve">2023-05-31    54333.333333</w:t>
+      </w:r>
+      <w:r>
+        <w:br/>
+      </w:r>
+      <w:r>
+        <w:rPr>
+          <w:rStyle w:val="VerbatimChar"/>
+        </w:rPr>
+        <w:t xml:space="preserve">2023-06-30    57666.666667</w:t>
+      </w:r>
+      <w:r>
+        <w:br/>
+      </w:r>
+      <w:r>
+        <w:rPr>
+          <w:rStyle w:val="VerbatimChar"/>
+        </w:rPr>
+        <w:t xml:space="preserve">2023-07-31    60000.000000</w:t>
+      </w:r>
+      <w:r>
+        <w:br/>
+      </w:r>
+      <w:r>
+        <w:rPr>
+          <w:rStyle w:val="VerbatimChar"/>
+        </w:rPr>
+        <w:t xml:space="preserve">2023-08-31    59666.666667</w:t>
+      </w:r>
+      <w:r>
+        <w:br/>
+      </w:r>
+      <w:r>
+        <w:rPr>
+          <w:rStyle w:val="VerbatimChar"/>
+        </w:rPr>
+        <w:t xml:space="preserve">2023-09-30    62000.000000</w:t>
+      </w:r>
+      <w:r>
+        <w:br/>
+      </w:r>
+      <w:r>
+        <w:rPr>
+          <w:rStyle w:val="VerbatimChar"/>
+        </w:rPr>
+        <w:t xml:space="preserve">2023-10-31    64666.666667</w:t>
+      </w:r>
+      <w:r>
+        <w:br/>
+      </w:r>
+      <w:r>
+        <w:rPr>
+          <w:rStyle w:val="VerbatimChar"/>
+        </w:rPr>
+        <w:t xml:space="preserve">2023-11-30    67666.666667</w:t>
+      </w:r>
+      <w:r>
+        <w:br/>
+      </w:r>
+      <w:r>
+        <w:rPr>
+          <w:rStyle w:val="VerbatimChar"/>
+        </w:rPr>
+        <w:t xml:space="preserve">2023-12-31    71000.000000</w:t>
+      </w:r>
+      <w:r>
+        <w:br/>
+      </w:r>
+      <w:r>
+        <w:rPr>
+          <w:rStyle w:val="VerbatimChar"/>
+        </w:rPr>
+        <w:t xml:space="preserve">Freq: ME, dtype: float64</w:t>
+      </w:r>
+      <w:r>
+        <w:br/>
+      </w:r>
+      <w:r>
+        <w:br/>
+      </w:r>
+      <w:r>
+        <w:rPr>
+          <w:rStyle w:val="VerbatimChar"/>
+        </w:rPr>
+        <w:t xml:space="preserve">Resumen:</w:t>
+      </w:r>
+      <w:r>
+        <w:br/>
+      </w:r>
+      <w:r>
+        <w:rPr>
+          <w:rStyle w:val="VerbatimChar"/>
+        </w:rPr>
+        <w:t xml:space="preserve">  Media: S/ 59,750.00</w:t>
+      </w:r>
+      <w:r>
+        <w:br/>
+      </w:r>
+      <w:r>
+        <w:rPr>
+          <w:rStyle w:val="VerbatimChar"/>
+        </w:rPr>
+        <w:t xml:space="preserve">  Crecimiento total: 66.67%</w:t>
       </w:r>
     </w:p>
     <w:bookmarkEnd w:id="69"/>
@@ -22810,6 +25685,176 @@
         <w:t xml:space="preserve">)</w:t>
       </w:r>
     </w:p>
+    <w:p>
+      <w:pPr>
+        <w:pStyle w:val="SourceCode"/>
+      </w:pPr>
+      <w:r>
+        <w:rPr>
+          <w:rStyle w:val="VerbatimChar"/>
+        </w:rPr>
+        <w:t xml:space="preserve">Valor presente: S/ 7,513.15</w:t>
+      </w:r>
+      <w:r>
+        <w:br/>
+      </w:r>
+      <w:r>
+        <w:rPr>
+          <w:rStyle w:val="VerbatimChar"/>
+        </w:rPr>
+        <w:t xml:space="preserve">Valor futuro: S/ 14,693.28</w:t>
+      </w:r>
+      <w:r>
+        <w:br/>
+      </w:r>
+      <w:r>
+        <w:br/>
+      </w:r>
+      <w:r>
+        <w:rPr>
+          <w:rStyle w:val="VerbatimChar"/>
+        </w:rPr>
+        <w:t xml:space="preserve">Tabla de amortización:</w:t>
+      </w:r>
+      <w:r>
+        <w:br/>
+      </w:r>
+      <w:r>
+        <w:rPr>
+          <w:rStyle w:val="VerbatimChar"/>
+        </w:rPr>
+        <w:t xml:space="preserve"> Periodo  Saldo_Inicial       Cuota    Interes  Amortizacion  Saldo_Final</w:t>
+      </w:r>
+      <w:r>
+        <w:br/>
+      </w:r>
+      <w:r>
+        <w:rPr>
+          <w:rStyle w:val="VerbatimChar"/>
+        </w:rPr>
+        <w:t xml:space="preserve">       1   50000.000000 4583.999645 750.000000   3833.999645 46166.000355</w:t>
+      </w:r>
+      <w:r>
+        <w:br/>
+      </w:r>
+      <w:r>
+        <w:rPr>
+          <w:rStyle w:val="VerbatimChar"/>
+        </w:rPr>
+        <w:t xml:space="preserve">       2   46166.000355 4583.999645 692.490005   3891.509640 42274.490715</w:t>
+      </w:r>
+      <w:r>
+        <w:br/>
+      </w:r>
+      <w:r>
+        <w:rPr>
+          <w:rStyle w:val="VerbatimChar"/>
+        </w:rPr>
+        <w:t xml:space="preserve">       3   42274.490715 4583.999645 634.117361   3949.882285 38324.608430</w:t>
+      </w:r>
+      <w:r>
+        <w:br/>
+      </w:r>
+      <w:r>
+        <w:rPr>
+          <w:rStyle w:val="VerbatimChar"/>
+        </w:rPr>
+        <w:t xml:space="preserve">       4   38324.608430 4583.999645 574.869126   4009.130519 34315.477911</w:t>
+      </w:r>
+      <w:r>
+        <w:br/>
+      </w:r>
+      <w:r>
+        <w:rPr>
+          <w:rStyle w:val="VerbatimChar"/>
+        </w:rPr>
+        <w:t xml:space="preserve">       5   34315.477911 4583.999645 514.732169   4069.267477 30246.210435</w:t>
+      </w:r>
+      <w:r>
+        <w:br/>
+      </w:r>
+      <w:r>
+        <w:rPr>
+          <w:rStyle w:val="VerbatimChar"/>
+        </w:rPr>
+        <w:t xml:space="preserve">       6   30246.210435 4583.999645 453.693157   4130.306489 26115.903946</w:t>
+      </w:r>
+      <w:r>
+        <w:br/>
+      </w:r>
+      <w:r>
+        <w:rPr>
+          <w:rStyle w:val="VerbatimChar"/>
+        </w:rPr>
+        <w:t xml:space="preserve">       7   26115.903946 4583.999645 391.738559   4192.261086 21923.642860</w:t>
+      </w:r>
+      <w:r>
+        <w:br/>
+      </w:r>
+      <w:r>
+        <w:rPr>
+          <w:rStyle w:val="VerbatimChar"/>
+        </w:rPr>
+        <w:t xml:space="preserve">       8   21923.642860 4583.999645 328.854643   4255.145002 17668.497857</w:t>
+      </w:r>
+      <w:r>
+        <w:br/>
+      </w:r>
+      <w:r>
+        <w:rPr>
+          <w:rStyle w:val="VerbatimChar"/>
+        </w:rPr>
+        <w:t xml:space="preserve">       9   17668.497857 4583.999645 265.027468   4318.972177 13349.525680</w:t>
+      </w:r>
+      <w:r>
+        <w:br/>
+      </w:r>
+      <w:r>
+        <w:rPr>
+          <w:rStyle w:val="VerbatimChar"/>
+        </w:rPr>
+        <w:t xml:space="preserve">      10   13349.525680 4583.999645 200.242885   4383.756760  8965.768920</w:t>
+      </w:r>
+      <w:r>
+        <w:br/>
+      </w:r>
+      <w:r>
+        <w:rPr>
+          <w:rStyle w:val="VerbatimChar"/>
+        </w:rPr>
+        <w:t xml:space="preserve">      11    8965.768920 4583.999645 134.486534   4449.513112  4516.255808</w:t>
+      </w:r>
+      <w:r>
+        <w:br/>
+      </w:r>
+      <w:r>
+        <w:rPr>
+          <w:rStyle w:val="VerbatimChar"/>
+        </w:rPr>
+        <w:t xml:space="preserve">      12    4516.255808 4583.999645  67.743837   4516.255808     0.000000</w:t>
+      </w:r>
+      <w:r>
+        <w:br/>
+      </w:r>
+      <w:r>
+        <w:br/>
+      </w:r>
+      <w:r>
+        <w:rPr>
+          <w:rStyle w:val="VerbatimChar"/>
+        </w:rPr>
+        <w:t xml:space="preserve">Total pagado: S/ 55,008.00</w:t>
+      </w:r>
+      <w:r>
+        <w:br/>
+      </w:r>
+      <w:r>
+        <w:rPr>
+          <w:rStyle w:val="VerbatimChar"/>
+        </w:rPr>
+        <w:t xml:space="preserve">Total intereses: S/ 5,008.00</w:t>
+      </w:r>
+    </w:p>
     <w:bookmarkEnd w:id="71"/>
     <w:bookmarkStart w:id="72" w:name="X147e1d55dd3d9c2144e5bdcef3cd2f57c2aa8bc"/>
     <w:p>
@@ -24404,6 +27449,122 @@
           <w:rStyle w:val="NormalTok"/>
         </w:rPr>
         <w:t xml:space="preserve"> analizar_portafolio(activos, pesos, rendimientos_esperados, cov_matriz)</w:t>
+      </w:r>
+    </w:p>
+    <w:p>
+      <w:pPr>
+        <w:pStyle w:val="SourceCode"/>
+      </w:pPr>
+      <w:r>
+        <w:rPr>
+          <w:rStyle w:val="VerbatimChar"/>
+        </w:rPr>
+        <w:t xml:space="preserve">ANÁLISIS DE PORTAFOLIO</w:t>
+      </w:r>
+      <w:r>
+        <w:br/>
+      </w:r>
+      <w:r>
+        <w:rPr>
+          <w:rStyle w:val="VerbatimChar"/>
+        </w:rPr>
+        <w:t xml:space="preserve">============================================================</w:t>
+      </w:r>
+      <w:r>
+        <w:br/>
+      </w:r>
+      <w:r>
+        <w:br/>
+      </w:r>
+      <w:r>
+        <w:rPr>
+          <w:rStyle w:val="VerbatimChar"/>
+        </w:rPr>
+        <w:t xml:space="preserve">Composición del portafolio:</w:t>
+      </w:r>
+      <w:r>
+        <w:br/>
+      </w:r>
+      <w:r>
+        <w:rPr>
+          <w:rStyle w:val="VerbatimChar"/>
+        </w:rPr>
+        <w:t xml:space="preserve">     Activo  Peso  Rendimiento_Esperado</w:t>
+      </w:r>
+      <w:r>
+        <w:br/>
+      </w:r>
+      <w:r>
+        <w:rPr>
+          <w:rStyle w:val="VerbatimChar"/>
+        </w:rPr>
+        <w:t xml:space="preserve">Acciones PE   0.4                  0.12</w:t>
+      </w:r>
+      <w:r>
+        <w:br/>
+      </w:r>
+      <w:r>
+        <w:rPr>
+          <w:rStyle w:val="VerbatimChar"/>
+        </w:rPr>
+        <w:t xml:space="preserve">      Bonos   0.3                  0.06</w:t>
+      </w:r>
+      <w:r>
+        <w:br/>
+      </w:r>
+      <w:r>
+        <w:rPr>
+          <w:rStyle w:val="VerbatimChar"/>
+        </w:rPr>
+        <w:t xml:space="preserve">  Inmuebles   0.2                  0.08</w:t>
+      </w:r>
+      <w:r>
+        <w:br/>
+      </w:r>
+      <w:r>
+        <w:rPr>
+          <w:rStyle w:val="VerbatimChar"/>
+        </w:rPr>
+        <w:t xml:space="preserve">   Efectivo   0.1                  0.02</w:t>
+      </w:r>
+      <w:r>
+        <w:br/>
+      </w:r>
+      <w:r>
+        <w:br/>
+      </w:r>
+      <w:r>
+        <w:rPr>
+          <w:rStyle w:val="VerbatimChar"/>
+        </w:rPr>
+        <w:t xml:space="preserve">Métricas del portafolio:</w:t>
+      </w:r>
+      <w:r>
+        <w:br/>
+      </w:r>
+      <w:r>
+        <w:rPr>
+          <w:rStyle w:val="VerbatimChar"/>
+        </w:rPr>
+        <w:t xml:space="preserve">  Rendimiento esperado: 8.40%</w:t>
+      </w:r>
+      <w:r>
+        <w:br/>
+      </w:r>
+      <w:r>
+        <w:rPr>
+          <w:rStyle w:val="VerbatimChar"/>
+        </w:rPr>
+        <w:t xml:space="preserve">  Riesgo (desv. estándar): 12.21%</w:t>
+      </w:r>
+      <w:r>
+        <w:br/>
+      </w:r>
+      <w:r>
+        <w:rPr>
+          <w:rStyle w:val="VerbatimChar"/>
+        </w:rPr>
+        <w:t xml:space="preserve">  Ratio de Sharpe: 0.44</w:t>
       </w:r>
     </w:p>
     <w:bookmarkEnd w:id="72"/>
@@ -26090,6 +29251,98 @@
         <w:t xml:space="preserve">)</w:t>
       </w:r>
     </w:p>
+    <w:p>
+      <w:pPr>
+        <w:pStyle w:val="SourceCode"/>
+      </w:pPr>
+      <w:r>
+        <w:rPr>
+          <w:rStyle w:val="VerbatimChar"/>
+        </w:rPr>
+        <w:t xml:space="preserve">PREDICCIÓN DE PIB TRIMESTRAL</w:t>
+      </w:r>
+      <w:r>
+        <w:br/>
+      </w:r>
+      <w:r>
+        <w:rPr>
+          <w:rStyle w:val="VerbatimChar"/>
+        </w:rPr>
+        <w:t xml:space="preserve">============================================================</w:t>
+      </w:r>
+      <w:r>
+        <w:br/>
+      </w:r>
+      <w:r>
+        <w:rPr>
+          <w:rStyle w:val="VerbatimChar"/>
+        </w:rPr>
+        <w:t xml:space="preserve">Datos históricos: [50000, 51000, 51500, 52000, 53000, 54000, 54500, 55000]</w:t>
+      </w:r>
+      <w:r>
+        <w:br/>
+      </w:r>
+      <w:r>
+        <w:br/>
+      </w:r>
+      <w:r>
+        <w:rPr>
+          <w:rStyle w:val="VerbatimChar"/>
+        </w:rPr>
+        <w:t xml:space="preserve">Predicción (promedio_movil): 54,500</w:t>
+      </w:r>
+      <w:r>
+        <w:br/>
+      </w:r>
+      <w:r>
+        <w:rPr>
+          <w:rStyle w:val="VerbatimChar"/>
+        </w:rPr>
+        <w:t xml:space="preserve">  Error: 1,000 (1.80%)</w:t>
+      </w:r>
+      <w:r>
+        <w:br/>
+      </w:r>
+      <w:r>
+        <w:br/>
+      </w:r>
+      <w:r>
+        <w:rPr>
+          <w:rStyle w:val="VerbatimChar"/>
+        </w:rPr>
+        <w:t xml:space="preserve">Predicción (tendencia_lineal): 55,893</w:t>
+      </w:r>
+      <w:r>
+        <w:br/>
+      </w:r>
+      <w:r>
+        <w:rPr>
+          <w:rStyle w:val="VerbatimChar"/>
+        </w:rPr>
+        <w:t xml:space="preserve">  Error: 393 (0.71%)</w:t>
+      </w:r>
+      <w:r>
+        <w:br/>
+      </w:r>
+      <w:r>
+        <w:br/>
+      </w:r>
+      <w:r>
+        <w:rPr>
+          <w:rStyle w:val="VerbatimChar"/>
+        </w:rPr>
+        <w:t xml:space="preserve">Predicción (exponencial): 51,625</w:t>
+      </w:r>
+      <w:r>
+        <w:br/>
+      </w:r>
+      <w:r>
+        <w:rPr>
+          <w:rStyle w:val="VerbatimChar"/>
+        </w:rPr>
+        <w:t xml:space="preserve">  Error: 3,875 (6.98%)</w:t>
+      </w:r>
+    </w:p>
     <w:bookmarkEnd w:id="74"/>
     <w:bookmarkStart w:id="75" w:name="ejercicio-2-optimizador-de-producción"/>
     <w:p>
@@ -27750,6 +31003,107 @@
           <w:rStyle w:val="NormalTok"/>
         </w:rPr>
         <w:t xml:space="preserve">)</w:t>
+      </w:r>
+    </w:p>
+    <w:p>
+      <w:pPr>
+        <w:pStyle w:val="SourceCode"/>
+      </w:pPr>
+      <w:r>
+        <w:rPr>
+          <w:rStyle w:val="VerbatimChar"/>
+        </w:rPr>
+        <w:t xml:space="preserve">OPTIMIZACIÓN DE PRODUCCIÓN</w:t>
+      </w:r>
+      <w:r>
+        <w:br/>
+      </w:r>
+      <w:r>
+        <w:rPr>
+          <w:rStyle w:val="VerbatimChar"/>
+        </w:rPr>
+        <w:t xml:space="preserve">======================================================================</w:t>
+      </w:r>
+      <w:r>
+        <w:br/>
+      </w:r>
+      <w:r>
+        <w:br/>
+      </w:r>
+      <w:r>
+        <w:rPr>
+          <w:rStyle w:val="VerbatimChar"/>
+        </w:rPr>
+        <w:t xml:space="preserve">Recursos disponibles: 1,000 unidades</w:t>
+      </w:r>
+      <w:r>
+        <w:br/>
+      </w:r>
+      <w:r>
+        <w:br/>
+      </w:r>
+      <w:r>
+        <w:rPr>
+          <w:rStyle w:val="VerbatimChar"/>
+        </w:rPr>
+        <w:t xml:space="preserve">Plan de producción óptimo:</w:t>
+      </w:r>
+      <w:r>
+        <w:br/>
+      </w:r>
+      <w:r>
+        <w:rPr>
+          <w:rStyle w:val="VerbatimChar"/>
+        </w:rPr>
+        <w:t xml:space="preserve">  Producto  Unidades  Recursos  Beneficio</w:t>
+      </w:r>
+      <w:r>
+        <w:br/>
+      </w:r>
+      <w:r>
+        <w:rPr>
+          <w:rStyle w:val="VerbatimChar"/>
+        </w:rPr>
+        <w:t xml:space="preserve">Producto C        66       990       5280</w:t>
+      </w:r>
+      <w:r>
+        <w:br/>
+      </w:r>
+      <w:r>
+        <w:br/>
+      </w:r>
+      <w:r>
+        <w:rPr>
+          <w:rStyle w:val="VerbatimChar"/>
+        </w:rPr>
+        <w:t xml:space="preserve">Resumen:</w:t>
+      </w:r>
+      <w:r>
+        <w:br/>
+      </w:r>
+      <w:r>
+        <w:rPr>
+          <w:rStyle w:val="VerbatimChar"/>
+        </w:rPr>
+        <w:t xml:space="preserve">  Recursos utilizados: 990</w:t>
+      </w:r>
+      <w:r>
+        <w:br/>
+      </w:r>
+      <w:r>
+        <w:rPr>
+          <w:rStyle w:val="VerbatimChar"/>
+        </w:rPr>
+        <w:t xml:space="preserve">  Recursos disponibles: 10</w:t>
+      </w:r>
+      <w:r>
+        <w:br/>
+      </w:r>
+      <w:r>
+        <w:rPr>
+          <w:rStyle w:val="VerbatimChar"/>
+        </w:rPr>
+        <w:t xml:space="preserve">  Beneficio total: S/ 5,280.00</w:t>
       </w:r>
     </w:p>
     <w:bookmarkEnd w:id="75"/>
